--- a/Labs/Lab01/Lab01+徐炜杰+202383910029.docx
+++ b/Labs/Lab01/Lab01+徐炜杰+202383910029.docx
@@ -309,7 +309,7 @@
     </w:p>
     <w:p>
       <w:pPr>
-        <w:pStyle w:val="15"/>
+        <w:pStyle w:val="17"/>
         <w:numPr>
           <w:ilvl w:val="0"/>
           <w:numId w:val="1"/>
@@ -353,7 +353,7 @@
     </w:p>
     <w:p>
       <w:pPr>
-        <w:pStyle w:val="15"/>
+        <w:pStyle w:val="17"/>
         <w:numPr>
           <w:ilvl w:val="0"/>
           <w:numId w:val="1"/>
@@ -397,7 +397,7 @@
     </w:p>
     <w:p>
       <w:pPr>
-        <w:pStyle w:val="15"/>
+        <w:pStyle w:val="17"/>
         <w:numPr>
           <w:ilvl w:val="0"/>
           <w:numId w:val="2"/>
@@ -442,7 +442,7 @@
     </w:p>
     <w:p>
       <w:pPr>
-        <w:pStyle w:val="15"/>
+        <w:pStyle w:val="17"/>
         <w:numPr>
           <w:ilvl w:val="0"/>
           <w:numId w:val="3"/>
@@ -470,7 +470,7 @@
     </w:p>
     <w:p>
       <w:pPr>
-        <w:pStyle w:val="15"/>
+        <w:pStyle w:val="17"/>
         <w:numPr>
           <w:ilvl w:val="0"/>
           <w:numId w:val="3"/>
@@ -498,7 +498,7 @@
     </w:p>
     <w:p>
       <w:pPr>
-        <w:pStyle w:val="15"/>
+        <w:pStyle w:val="17"/>
         <w:numPr>
           <w:ilvl w:val="0"/>
           <w:numId w:val="3"/>
@@ -526,7 +526,7 @@
     </w:p>
     <w:p>
       <w:pPr>
-        <w:pStyle w:val="15"/>
+        <w:pStyle w:val="17"/>
         <w:numPr>
           <w:ilvl w:val="0"/>
           <w:numId w:val="3"/>
@@ -554,7 +554,7 @@
     </w:p>
     <w:p>
       <w:pPr>
-        <w:pStyle w:val="15"/>
+        <w:pStyle w:val="17"/>
         <w:numPr>
           <w:ilvl w:val="0"/>
           <w:numId w:val="3"/>
@@ -582,7 +582,7 @@
     </w:p>
     <w:p>
       <w:pPr>
-        <w:pStyle w:val="15"/>
+        <w:pStyle w:val="17"/>
         <w:numPr>
           <w:ilvl w:val="0"/>
           <w:numId w:val="3"/>
@@ -610,7 +610,7 @@
     </w:p>
     <w:p>
       <w:pPr>
-        <w:pStyle w:val="15"/>
+        <w:pStyle w:val="17"/>
         <w:numPr>
           <w:ilvl w:val="0"/>
           <w:numId w:val="3"/>
@@ -639,7 +639,7 @@
     </w:p>
     <w:p>
       <w:pPr>
-        <w:pStyle w:val="15"/>
+        <w:pStyle w:val="17"/>
         <w:numPr>
           <w:ilvl w:val="0"/>
           <w:numId w:val="3"/>
@@ -700,6 +700,7 @@
       <w:pPr>
         <w:widowControl w:val="0"/>
         <w:numPr>
+          <w:ilvl w:val="0"/>
           <w:numId w:val="0"/>
         </w:numPr>
         <w:autoSpaceDE w:val="0"/>
@@ -1259,132 +1260,6 @@
         <w:autoSpaceDN w:val="0"/>
         <w:adjustRightInd w:val="0"/>
         <w:spacing w:line="300" w:lineRule="auto"/>
-        <w:jc w:val="center"/>
-      </w:pPr>
-    </w:p>
-    <w:p>
-      <w:pPr>
-        <w:widowControl w:val="0"/>
-        <w:numPr>
-          <w:ilvl w:val="0"/>
-          <w:numId w:val="0"/>
-        </w:numPr>
-        <w:autoSpaceDE w:val="0"/>
-        <w:autoSpaceDN w:val="0"/>
-        <w:adjustRightInd w:val="0"/>
-        <w:spacing w:line="300" w:lineRule="auto"/>
-        <w:jc w:val="center"/>
-      </w:pPr>
-    </w:p>
-    <w:p>
-      <w:pPr>
-        <w:widowControl w:val="0"/>
-        <w:numPr>
-          <w:ilvl w:val="0"/>
-          <w:numId w:val="0"/>
-        </w:numPr>
-        <w:autoSpaceDE w:val="0"/>
-        <w:autoSpaceDN w:val="0"/>
-        <w:adjustRightInd w:val="0"/>
-        <w:spacing w:line="300" w:lineRule="auto"/>
-        <w:jc w:val="center"/>
-      </w:pPr>
-    </w:p>
-    <w:p>
-      <w:pPr>
-        <w:widowControl w:val="0"/>
-        <w:numPr>
-          <w:ilvl w:val="0"/>
-          <w:numId w:val="0"/>
-        </w:numPr>
-        <w:autoSpaceDE w:val="0"/>
-        <w:autoSpaceDN w:val="0"/>
-        <w:adjustRightInd w:val="0"/>
-        <w:spacing w:line="300" w:lineRule="auto"/>
-        <w:jc w:val="center"/>
-      </w:pPr>
-    </w:p>
-    <w:p>
-      <w:pPr>
-        <w:widowControl w:val="0"/>
-        <w:numPr>
-          <w:ilvl w:val="0"/>
-          <w:numId w:val="0"/>
-        </w:numPr>
-        <w:autoSpaceDE w:val="0"/>
-        <w:autoSpaceDN w:val="0"/>
-        <w:adjustRightInd w:val="0"/>
-        <w:spacing w:line="300" w:lineRule="auto"/>
-        <w:jc w:val="center"/>
-      </w:pPr>
-    </w:p>
-    <w:p>
-      <w:pPr>
-        <w:widowControl w:val="0"/>
-        <w:numPr>
-          <w:ilvl w:val="0"/>
-          <w:numId w:val="0"/>
-        </w:numPr>
-        <w:autoSpaceDE w:val="0"/>
-        <w:autoSpaceDN w:val="0"/>
-        <w:adjustRightInd w:val="0"/>
-        <w:spacing w:line="300" w:lineRule="auto"/>
-        <w:jc w:val="center"/>
-      </w:pPr>
-    </w:p>
-    <w:p>
-      <w:pPr>
-        <w:widowControl w:val="0"/>
-        <w:numPr>
-          <w:ilvl w:val="0"/>
-          <w:numId w:val="0"/>
-        </w:numPr>
-        <w:autoSpaceDE w:val="0"/>
-        <w:autoSpaceDN w:val="0"/>
-        <w:adjustRightInd w:val="0"/>
-        <w:spacing w:line="300" w:lineRule="auto"/>
-        <w:jc w:val="center"/>
-      </w:pPr>
-    </w:p>
-    <w:p>
-      <w:pPr>
-        <w:widowControl w:val="0"/>
-        <w:numPr>
-          <w:ilvl w:val="0"/>
-          <w:numId w:val="0"/>
-        </w:numPr>
-        <w:autoSpaceDE w:val="0"/>
-        <w:autoSpaceDN w:val="0"/>
-        <w:adjustRightInd w:val="0"/>
-        <w:spacing w:line="300" w:lineRule="auto"/>
-        <w:jc w:val="center"/>
-      </w:pPr>
-    </w:p>
-    <w:p>
-      <w:pPr>
-        <w:widowControl w:val="0"/>
-        <w:numPr>
-          <w:ilvl w:val="0"/>
-          <w:numId w:val="0"/>
-        </w:numPr>
-        <w:autoSpaceDE w:val="0"/>
-        <w:autoSpaceDN w:val="0"/>
-        <w:adjustRightInd w:val="0"/>
-        <w:spacing w:line="300" w:lineRule="auto"/>
-        <w:jc w:val="center"/>
-      </w:pPr>
-    </w:p>
-    <w:p>
-      <w:pPr>
-        <w:widowControl w:val="0"/>
-        <w:numPr>
-          <w:ilvl w:val="0"/>
-          <w:numId w:val="0"/>
-        </w:numPr>
-        <w:autoSpaceDE w:val="0"/>
-        <w:autoSpaceDN w:val="0"/>
-        <w:adjustRightInd w:val="0"/>
-        <w:spacing w:line="300" w:lineRule="auto"/>
         <w:jc w:val="both"/>
         <w:rPr>
           <w:sz w:val="24"/>
@@ -1697,48 +1572,6 @@
         <w:autoSpaceDN w:val="0"/>
         <w:adjustRightInd w:val="0"/>
         <w:spacing w:line="300" w:lineRule="auto"/>
-        <w:jc w:val="center"/>
-      </w:pPr>
-    </w:p>
-    <w:p>
-      <w:pPr>
-        <w:widowControl w:val="0"/>
-        <w:numPr>
-          <w:ilvl w:val="0"/>
-          <w:numId w:val="0"/>
-        </w:numPr>
-        <w:autoSpaceDE w:val="0"/>
-        <w:autoSpaceDN w:val="0"/>
-        <w:adjustRightInd w:val="0"/>
-        <w:spacing w:line="300" w:lineRule="auto"/>
-        <w:jc w:val="center"/>
-      </w:pPr>
-    </w:p>
-    <w:p>
-      <w:pPr>
-        <w:widowControl w:val="0"/>
-        <w:numPr>
-          <w:ilvl w:val="0"/>
-          <w:numId w:val="0"/>
-        </w:numPr>
-        <w:autoSpaceDE w:val="0"/>
-        <w:autoSpaceDN w:val="0"/>
-        <w:adjustRightInd w:val="0"/>
-        <w:spacing w:line="300" w:lineRule="auto"/>
-        <w:jc w:val="center"/>
-      </w:pPr>
-    </w:p>
-    <w:p>
-      <w:pPr>
-        <w:widowControl w:val="0"/>
-        <w:numPr>
-          <w:ilvl w:val="0"/>
-          <w:numId w:val="0"/>
-        </w:numPr>
-        <w:autoSpaceDE w:val="0"/>
-        <w:autoSpaceDN w:val="0"/>
-        <w:adjustRightInd w:val="0"/>
-        <w:spacing w:line="300" w:lineRule="auto"/>
         <w:jc w:val="both"/>
         <w:rPr>
           <w:sz w:val="24"/>
@@ -2021,17 +1854,6 @@
         <w:spacing w:line="300" w:lineRule="auto"/>
         <w:jc w:val="both"/>
         <w:rPr>
-          <w:rFonts w:hint="default" w:ascii="Times New Roman" w:hAnsi="Times New Roman" w:eastAsia="黑体" w:cs="Times New Roman"/>
-          <w:b w:val="0"/>
-          <w:bCs/>
-          <w:kern w:val="0"/>
-          <w:sz w:val="24"/>
-          <w:szCs w:val="24"/>
-          <w:lang w:val="en-US" w:eastAsia="zh-CN"/>
-        </w:rPr>
-      </w:pPr>
-      <w:r>
-        <w:rPr>
           <w:rFonts w:hint="eastAsia" w:eastAsia="黑体" w:cs="Times New Roman"/>
           <w:b w:val="0"/>
           <w:bCs/>
@@ -2040,10 +1862,7 @@
           <w:szCs w:val="24"/>
           <w:lang w:val="en-US" w:eastAsia="zh-CN"/>
         </w:rPr>
-        <w:t>3. In addition, working with Git LFS to manage large files deepened my understanding of the limitations of traditional Git and the necessity of specialized mechanisms for handling large-scale data. By successfully tracking and uploading a 1GB+ file, I observed how LFS separates large file storage from standard Git objects, which enhances efficiency and scalability. This experiment strengthened my overall understanding of version control in data-intensive scenarios and its relevance in cloud-based development environ</w:t>
-      </w:r>
-      <w:bookmarkStart w:id="0" w:name="_GoBack"/>
-      <w:bookmarkEnd w:id="0"/>
+      </w:pPr>
       <w:r>
         <w:rPr>
           <w:rFonts w:hint="eastAsia" w:eastAsia="黑体" w:cs="Times New Roman"/>
@@ -2054,8 +1873,2446 @@
           <w:szCs w:val="24"/>
           <w:lang w:val="en-US" w:eastAsia="zh-CN"/>
         </w:rPr>
-        <w:t>ments.</w:t>
-      </w:r>
+        <w:t>3. In addition, working with Git LFS to manage large files deepened my understanding of the limitations of traditional Git and the necessity of specialized mechanisms for handling large-scale data. By successfully tracking and uploading a 1GB+ file, I observed how LFS separates large file storage from standard Git objects, which enhances efficiency and scalability. This experiment strengthened my overall understanding of version control in data-intensive scenarios and its relevance in cloud-based development environments.</w:t>
+      </w:r>
+    </w:p>
+    <w:p>
+      <w:pPr>
+        <w:numPr>
+          <w:ilvl w:val="0"/>
+          <w:numId w:val="0"/>
+        </w:numPr>
+        <w:autoSpaceDE w:val="0"/>
+        <w:autoSpaceDN w:val="0"/>
+        <w:adjustRightInd w:val="0"/>
+        <w:spacing w:line="300" w:lineRule="auto"/>
+        <w:jc w:val="both"/>
+        <w:rPr>
+          <w:rFonts w:hint="eastAsia" w:eastAsia="黑体" w:cs="Times New Roman"/>
+          <w:b w:val="0"/>
+          <w:bCs/>
+          <w:kern w:val="0"/>
+          <w:sz w:val="24"/>
+          <w:szCs w:val="24"/>
+          <w:lang w:val="en-US" w:eastAsia="zh-CN"/>
+        </w:rPr>
+      </w:pPr>
+    </w:p>
+    <w:p>
+      <w:pPr>
+        <w:pStyle w:val="22"/>
+        <w:pageBreakBefore w:val="0"/>
+        <w:kinsoku/>
+        <w:wordWrap/>
+        <w:overflowPunct/>
+        <w:topLinePunct w:val="0"/>
+        <w:autoSpaceDE/>
+        <w:autoSpaceDN/>
+        <w:bidi w:val="0"/>
+        <w:spacing w:before="63" w:beforeLines="20" w:after="79" w:afterLines="25" w:afterAutospacing="0" w:line="300" w:lineRule="auto"/>
+        <w:rPr>
+          <w:rFonts w:hint="default"/>
+          <w:sz w:val="28"/>
+          <w:lang w:val="en-US" w:eastAsia="zh-CN"/>
+        </w:rPr>
+      </w:pPr>
+      <w:r>
+        <w:rPr>
+          <w:rFonts w:hint="eastAsia"/>
+          <w:sz w:val="28"/>
+        </w:rPr>
+        <w:t>附录</w:t>
+      </w:r>
+      <w:r>
+        <w:rPr>
+          <w:rFonts w:hint="eastAsia"/>
+          <w:sz w:val="28"/>
+          <w:lang w:val="en-US" w:eastAsia="zh-CN"/>
+        </w:rPr>
+        <w:t xml:space="preserve"> 程序命令</w:t>
+      </w:r>
+      <w:bookmarkStart w:id="0" w:name="_GoBack"/>
+      <w:bookmarkEnd w:id="0"/>
+      <w:r>
+        <w:rPr>
+          <w:rFonts w:hint="eastAsia"/>
+          <w:sz w:val="28"/>
+          <w:lang w:val="en-US" w:eastAsia="zh-CN"/>
+        </w:rPr>
+        <w:t>代码</w:t>
+      </w:r>
+    </w:p>
+    <w:tbl>
+      <w:tblPr>
+        <w:tblStyle w:val="8"/>
+        <w:tblW w:w="0" w:type="auto"/>
+        <w:tblInd w:w="0" w:type="dxa"/>
+        <w:tblBorders>
+          <w:top w:val="single" w:color="auto" w:sz="4" w:space="0"/>
+          <w:left w:val="single" w:color="auto" w:sz="4" w:space="0"/>
+          <w:bottom w:val="single" w:color="auto" w:sz="4" w:space="0"/>
+          <w:right w:val="single" w:color="auto" w:sz="4" w:space="0"/>
+          <w:insideH w:val="single" w:color="auto" w:sz="4" w:space="0"/>
+          <w:insideV w:val="none" w:color="auto" w:sz="0" w:space="0"/>
+        </w:tblBorders>
+        <w:tblLayout w:type="autofit"/>
+        <w:tblCellMar>
+          <w:top w:w="0" w:type="dxa"/>
+          <w:left w:w="108" w:type="dxa"/>
+          <w:bottom w:w="0" w:type="dxa"/>
+          <w:right w:w="108" w:type="dxa"/>
+        </w:tblCellMar>
+      </w:tblPr>
+      <w:tblGrid>
+        <w:gridCol w:w="8522"/>
+      </w:tblGrid>
+      <w:tr>
+        <w:tblPrEx>
+          <w:tblBorders>
+            <w:top w:val="single" w:color="auto" w:sz="4" w:space="0"/>
+            <w:left w:val="single" w:color="auto" w:sz="4" w:space="0"/>
+            <w:bottom w:val="single" w:color="auto" w:sz="4" w:space="0"/>
+            <w:right w:val="single" w:color="auto" w:sz="4" w:space="0"/>
+            <w:insideH w:val="single" w:color="auto" w:sz="4" w:space="0"/>
+            <w:insideV w:val="none" w:color="auto" w:sz="0" w:space="0"/>
+          </w:tblBorders>
+          <w:tblCellMar>
+            <w:top w:w="0" w:type="dxa"/>
+            <w:left w:w="108" w:type="dxa"/>
+            <w:bottom w:w="0" w:type="dxa"/>
+            <w:right w:w="108" w:type="dxa"/>
+          </w:tblCellMar>
+        </w:tblPrEx>
+        <w:tc>
+          <w:tcPr>
+            <w:tcW w:w="8522" w:type="dxa"/>
+            <w:tcBorders>
+              <w:top w:val="single" w:color="auto" w:sz="8" w:space="0"/>
+              <w:left w:val="single" w:color="auto" w:sz="8" w:space="0"/>
+              <w:bottom w:val="single" w:color="auto" w:sz="8" w:space="0"/>
+              <w:right w:val="single" w:color="auto" w:sz="8" w:space="0"/>
+            </w:tcBorders>
+            <w:shd w:val="clear" w:color="auto" w:fill="D7D7D7" w:themeFill="background1" w:themeFillShade="D8"/>
+          </w:tcPr>
+          <w:p>
+            <w:pPr>
+              <w:keepNext w:val="0"/>
+              <w:keepLines w:val="0"/>
+              <w:pageBreakBefore w:val="0"/>
+              <w:widowControl w:val="0"/>
+              <w:kinsoku/>
+              <w:wordWrap/>
+              <w:overflowPunct/>
+              <w:topLinePunct w:val="0"/>
+              <w:autoSpaceDE/>
+              <w:autoSpaceDN/>
+              <w:bidi w:val="0"/>
+              <w:adjustRightInd/>
+              <w:snapToGrid/>
+              <w:spacing w:line="300" w:lineRule="auto"/>
+              <w:ind w:left="0" w:leftChars="0" w:firstLine="0" w:firstLineChars="0"/>
+              <w:textAlignment w:val="auto"/>
+              <w:rPr>
+                <w:rFonts w:hint="default" w:eastAsia="宋体"/>
+                <w:sz w:val="28"/>
+                <w:vertAlign w:val="baseline"/>
+                <w:lang w:val="en-US" w:eastAsia="zh-CN"/>
+              </w:rPr>
+            </w:pPr>
+            <w:r>
+              <w:rPr>
+                <w:rFonts w:hint="default" w:ascii="Times New Roman" w:hAnsi="Times New Roman" w:eastAsia="宋体" w:cs="Times New Roman"/>
+                <w:sz w:val="24"/>
+                <w:szCs w:val="24"/>
+                <w:vertAlign w:val="baseline"/>
+                <w:lang w:val="en-US" w:eastAsia="zh-CN"/>
+              </w:rPr>
+              <w:t>附录</w:t>
+            </w:r>
+            <w:r>
+              <w:rPr>
+                <w:rFonts w:hint="eastAsia" w:ascii="Times New Roman" w:hAnsi="Times New Roman" w:cs="Times New Roman"/>
+                <w:sz w:val="24"/>
+                <w:szCs w:val="24"/>
+                <w:vertAlign w:val="baseline"/>
+                <w:lang w:val="en-US" w:eastAsia="zh-CN"/>
+              </w:rPr>
+              <w:t>1：环境检查命令</w:t>
+            </w:r>
+          </w:p>
+        </w:tc>
+      </w:tr>
+      <w:tr>
+        <w:tblPrEx>
+          <w:tblBorders>
+            <w:top w:val="single" w:color="auto" w:sz="4" w:space="0"/>
+            <w:left w:val="single" w:color="auto" w:sz="4" w:space="0"/>
+            <w:bottom w:val="single" w:color="auto" w:sz="4" w:space="0"/>
+            <w:right w:val="single" w:color="auto" w:sz="4" w:space="0"/>
+            <w:insideH w:val="single" w:color="auto" w:sz="4" w:space="0"/>
+            <w:insideV w:val="none" w:color="auto" w:sz="0" w:space="0"/>
+          </w:tblBorders>
+          <w:tblCellMar>
+            <w:top w:w="0" w:type="dxa"/>
+            <w:left w:w="108" w:type="dxa"/>
+            <w:bottom w:w="0" w:type="dxa"/>
+            <w:right w:w="108" w:type="dxa"/>
+          </w:tblCellMar>
+        </w:tblPrEx>
+        <w:tc>
+          <w:tcPr>
+            <w:tcW w:w="8522" w:type="dxa"/>
+            <w:tcBorders>
+              <w:top w:val="single" w:color="auto" w:sz="8" w:space="0"/>
+              <w:left w:val="single" w:color="auto" w:sz="8" w:space="0"/>
+              <w:bottom w:val="single" w:color="auto" w:sz="8" w:space="0"/>
+              <w:right w:val="single" w:color="auto" w:sz="8" w:space="0"/>
+            </w:tcBorders>
+          </w:tcPr>
+          <w:p>
+            <w:pPr>
+              <w:keepNext w:val="0"/>
+              <w:keepLines w:val="0"/>
+              <w:widowControl/>
+              <w:suppressLineNumbers w:val="0"/>
+              <w:pBdr>
+                <w:top w:val="none" w:color="auto" w:sz="0" w:space="0"/>
+                <w:left w:val="none" w:color="auto" w:sz="0" w:space="0"/>
+                <w:bottom w:val="none" w:color="auto" w:sz="0" w:space="0"/>
+                <w:right w:val="none" w:color="auto" w:sz="0" w:space="0"/>
+              </w:pBdr>
+              <w:shd w:val="clear" w:fill="F8F8F8"/>
+              <w:spacing w:before="0" w:beforeAutospacing="0" w:after="0" w:afterAutospacing="0"/>
+              <w:ind w:left="0" w:firstLine="0"/>
+              <w:jc w:val="left"/>
+              <w:rPr>
+                <w:rFonts w:hint="eastAsia"/>
+                <w:sz w:val="28"/>
+                <w:szCs w:val="28"/>
+                <w:vertAlign w:val="baseline"/>
+              </w:rPr>
+            </w:pPr>
+            <w:r>
+              <w:rPr>
+                <w:rFonts w:hint="eastAsia"/>
+                <w:sz w:val="28"/>
+                <w:szCs w:val="28"/>
+                <w:vertAlign w:val="baseline"/>
+              </w:rPr>
+              <w:t>wsl --status</w:t>
+            </w:r>
+          </w:p>
+          <w:p>
+            <w:pPr>
+              <w:keepNext w:val="0"/>
+              <w:keepLines w:val="0"/>
+              <w:widowControl/>
+              <w:suppressLineNumbers w:val="0"/>
+              <w:pBdr>
+                <w:top w:val="none" w:color="auto" w:sz="0" w:space="0"/>
+                <w:left w:val="none" w:color="auto" w:sz="0" w:space="0"/>
+                <w:bottom w:val="none" w:color="auto" w:sz="0" w:space="0"/>
+                <w:right w:val="none" w:color="auto" w:sz="0" w:space="0"/>
+              </w:pBdr>
+              <w:shd w:val="clear" w:fill="F8F8F8"/>
+              <w:spacing w:before="0" w:beforeAutospacing="0" w:after="0" w:afterAutospacing="0"/>
+              <w:ind w:left="0" w:firstLine="0"/>
+              <w:jc w:val="left"/>
+              <w:rPr>
+                <w:rFonts w:hint="eastAsia"/>
+                <w:sz w:val="28"/>
+                <w:szCs w:val="28"/>
+                <w:vertAlign w:val="baseline"/>
+              </w:rPr>
+            </w:pPr>
+            <w:r>
+              <w:rPr>
+                <w:rFonts w:hint="eastAsia"/>
+                <w:sz w:val="28"/>
+                <w:szCs w:val="28"/>
+                <w:vertAlign w:val="baseline"/>
+              </w:rPr>
+              <w:t>docker --version</w:t>
+            </w:r>
+          </w:p>
+          <w:p>
+            <w:pPr>
+              <w:keepNext w:val="0"/>
+              <w:keepLines w:val="0"/>
+              <w:widowControl/>
+              <w:suppressLineNumbers w:val="0"/>
+              <w:pBdr>
+                <w:top w:val="none" w:color="auto" w:sz="0" w:space="0"/>
+                <w:left w:val="none" w:color="auto" w:sz="0" w:space="0"/>
+                <w:bottom w:val="none" w:color="auto" w:sz="0" w:space="0"/>
+                <w:right w:val="none" w:color="auto" w:sz="0" w:space="0"/>
+              </w:pBdr>
+              <w:shd w:val="clear" w:fill="F8F8F8"/>
+              <w:spacing w:before="0" w:beforeAutospacing="0" w:after="0" w:afterAutospacing="0"/>
+              <w:ind w:left="0" w:firstLine="0"/>
+              <w:jc w:val="left"/>
+              <w:rPr>
+                <w:rFonts w:hint="eastAsia"/>
+                <w:sz w:val="28"/>
+                <w:vertAlign w:val="baseline"/>
+              </w:rPr>
+            </w:pPr>
+            <w:r>
+              <w:rPr>
+                <w:rFonts w:hint="eastAsia"/>
+                <w:sz w:val="28"/>
+                <w:szCs w:val="28"/>
+                <w:vertAlign w:val="baseline"/>
+              </w:rPr>
+              <w:t>docker compose version</w:t>
+            </w:r>
+          </w:p>
+        </w:tc>
+      </w:tr>
+    </w:tbl>
+    <w:p>
+      <w:pPr>
+        <w:numPr>
+          <w:ilvl w:val="0"/>
+          <w:numId w:val="0"/>
+        </w:numPr>
+        <w:autoSpaceDE w:val="0"/>
+        <w:autoSpaceDN w:val="0"/>
+        <w:adjustRightInd w:val="0"/>
+        <w:spacing w:line="300" w:lineRule="auto"/>
+        <w:jc w:val="both"/>
+        <w:rPr>
+          <w:rFonts w:hint="default" w:eastAsia="黑体" w:cs="Times New Roman"/>
+          <w:b w:val="0"/>
+          <w:bCs/>
+          <w:kern w:val="0"/>
+          <w:sz w:val="24"/>
+          <w:szCs w:val="24"/>
+          <w:lang w:val="en-US" w:eastAsia="zh-CN"/>
+        </w:rPr>
+      </w:pPr>
+    </w:p>
+    <w:tbl>
+      <w:tblPr>
+        <w:tblStyle w:val="8"/>
+        <w:tblW w:w="0" w:type="auto"/>
+        <w:tblInd w:w="0" w:type="dxa"/>
+        <w:tblBorders>
+          <w:top w:val="single" w:color="auto" w:sz="4" w:space="0"/>
+          <w:left w:val="single" w:color="auto" w:sz="4" w:space="0"/>
+          <w:bottom w:val="single" w:color="auto" w:sz="4" w:space="0"/>
+          <w:right w:val="single" w:color="auto" w:sz="4" w:space="0"/>
+          <w:insideH w:val="single" w:color="auto" w:sz="4" w:space="0"/>
+          <w:insideV w:val="none" w:color="auto" w:sz="0" w:space="0"/>
+        </w:tblBorders>
+        <w:tblLayout w:type="autofit"/>
+        <w:tblCellMar>
+          <w:top w:w="0" w:type="dxa"/>
+          <w:left w:w="108" w:type="dxa"/>
+          <w:bottom w:w="0" w:type="dxa"/>
+          <w:right w:w="108" w:type="dxa"/>
+        </w:tblCellMar>
+      </w:tblPr>
+      <w:tblGrid>
+        <w:gridCol w:w="8522"/>
+      </w:tblGrid>
+      <w:tr>
+        <w:tblPrEx>
+          <w:tblBorders>
+            <w:top w:val="single" w:color="auto" w:sz="4" w:space="0"/>
+            <w:left w:val="single" w:color="auto" w:sz="4" w:space="0"/>
+            <w:bottom w:val="single" w:color="auto" w:sz="4" w:space="0"/>
+            <w:right w:val="single" w:color="auto" w:sz="4" w:space="0"/>
+            <w:insideH w:val="single" w:color="auto" w:sz="4" w:space="0"/>
+            <w:insideV w:val="none" w:color="auto" w:sz="0" w:space="0"/>
+          </w:tblBorders>
+          <w:tblCellMar>
+            <w:top w:w="0" w:type="dxa"/>
+            <w:left w:w="108" w:type="dxa"/>
+            <w:bottom w:w="0" w:type="dxa"/>
+            <w:right w:w="108" w:type="dxa"/>
+          </w:tblCellMar>
+        </w:tblPrEx>
+        <w:tc>
+          <w:tcPr>
+            <w:tcW w:w="8522" w:type="dxa"/>
+            <w:tcBorders>
+              <w:top w:val="single" w:color="auto" w:sz="8" w:space="0"/>
+              <w:left w:val="single" w:color="auto" w:sz="8" w:space="0"/>
+              <w:bottom w:val="single" w:color="auto" w:sz="8" w:space="0"/>
+              <w:right w:val="single" w:color="auto" w:sz="8" w:space="0"/>
+            </w:tcBorders>
+            <w:shd w:val="clear" w:color="auto" w:fill="D7D7D7" w:themeFill="background1" w:themeFillShade="D8"/>
+          </w:tcPr>
+          <w:p>
+            <w:pPr>
+              <w:keepNext w:val="0"/>
+              <w:keepLines w:val="0"/>
+              <w:pageBreakBefore w:val="0"/>
+              <w:widowControl w:val="0"/>
+              <w:kinsoku/>
+              <w:wordWrap/>
+              <w:overflowPunct/>
+              <w:topLinePunct w:val="0"/>
+              <w:autoSpaceDE/>
+              <w:autoSpaceDN/>
+              <w:bidi w:val="0"/>
+              <w:adjustRightInd/>
+              <w:snapToGrid/>
+              <w:spacing w:line="300" w:lineRule="auto"/>
+              <w:ind w:left="0" w:leftChars="0" w:firstLine="0" w:firstLineChars="0"/>
+              <w:textAlignment w:val="auto"/>
+              <w:rPr>
+                <w:rFonts w:hint="default" w:eastAsia="宋体"/>
+                <w:sz w:val="28"/>
+                <w:vertAlign w:val="baseline"/>
+                <w:lang w:val="en-US" w:eastAsia="zh-CN"/>
+              </w:rPr>
+            </w:pPr>
+            <w:r>
+              <w:rPr>
+                <w:rFonts w:hint="default" w:ascii="Times New Roman" w:hAnsi="Times New Roman" w:eastAsia="宋体" w:cs="Times New Roman"/>
+                <w:sz w:val="24"/>
+                <w:szCs w:val="24"/>
+                <w:vertAlign w:val="baseline"/>
+                <w:lang w:val="en-US" w:eastAsia="zh-CN"/>
+              </w:rPr>
+              <w:t>附录</w:t>
+            </w:r>
+            <w:r>
+              <w:rPr>
+                <w:rFonts w:hint="eastAsia" w:ascii="Times New Roman" w:hAnsi="Times New Roman" w:cs="Times New Roman"/>
+                <w:sz w:val="24"/>
+                <w:szCs w:val="24"/>
+                <w:vertAlign w:val="baseline"/>
+                <w:lang w:val="en-US" w:eastAsia="zh-CN"/>
+              </w:rPr>
+              <w:t>2：Gitea 容器部署与检查命令</w:t>
+            </w:r>
+          </w:p>
+        </w:tc>
+      </w:tr>
+      <w:tr>
+        <w:tblPrEx>
+          <w:tblBorders>
+            <w:top w:val="single" w:color="auto" w:sz="4" w:space="0"/>
+            <w:left w:val="single" w:color="auto" w:sz="4" w:space="0"/>
+            <w:bottom w:val="single" w:color="auto" w:sz="4" w:space="0"/>
+            <w:right w:val="single" w:color="auto" w:sz="4" w:space="0"/>
+            <w:insideH w:val="single" w:color="auto" w:sz="4" w:space="0"/>
+            <w:insideV w:val="none" w:color="auto" w:sz="0" w:space="0"/>
+          </w:tblBorders>
+          <w:tblCellMar>
+            <w:top w:w="0" w:type="dxa"/>
+            <w:left w:w="108" w:type="dxa"/>
+            <w:bottom w:w="0" w:type="dxa"/>
+            <w:right w:w="108" w:type="dxa"/>
+          </w:tblCellMar>
+        </w:tblPrEx>
+        <w:tc>
+          <w:tcPr>
+            <w:tcW w:w="8522" w:type="dxa"/>
+            <w:tcBorders>
+              <w:top w:val="single" w:color="auto" w:sz="8" w:space="0"/>
+              <w:left w:val="single" w:color="auto" w:sz="8" w:space="0"/>
+              <w:bottom w:val="single" w:color="auto" w:sz="8" w:space="0"/>
+              <w:right w:val="single" w:color="auto" w:sz="8" w:space="0"/>
+            </w:tcBorders>
+          </w:tcPr>
+          <w:p>
+            <w:pPr>
+              <w:keepNext w:val="0"/>
+              <w:keepLines w:val="0"/>
+              <w:widowControl/>
+              <w:suppressLineNumbers w:val="0"/>
+              <w:pBdr>
+                <w:top w:val="none" w:color="auto" w:sz="0" w:space="0"/>
+                <w:left w:val="none" w:color="auto" w:sz="0" w:space="0"/>
+                <w:bottom w:val="none" w:color="auto" w:sz="0" w:space="0"/>
+                <w:right w:val="none" w:color="auto" w:sz="0" w:space="0"/>
+              </w:pBdr>
+              <w:shd w:val="clear" w:fill="F8F8F8"/>
+              <w:spacing w:before="0" w:beforeAutospacing="0" w:after="0" w:afterAutospacing="0"/>
+              <w:ind w:left="0" w:firstLine="0"/>
+              <w:jc w:val="left"/>
+              <w:rPr>
+                <w:rFonts w:hint="eastAsia"/>
+                <w:sz w:val="28"/>
+                <w:vertAlign w:val="baseline"/>
+              </w:rPr>
+            </w:pPr>
+            <w:r>
+              <w:rPr>
+                <w:rFonts w:hint="eastAsia"/>
+                <w:sz w:val="28"/>
+                <w:vertAlign w:val="baseline"/>
+              </w:rPr>
+              <w:t>docker compose up -d</w:t>
+            </w:r>
+          </w:p>
+          <w:p>
+            <w:pPr>
+              <w:keepNext w:val="0"/>
+              <w:keepLines w:val="0"/>
+              <w:widowControl/>
+              <w:suppressLineNumbers w:val="0"/>
+              <w:pBdr>
+                <w:top w:val="none" w:color="auto" w:sz="0" w:space="0"/>
+                <w:left w:val="none" w:color="auto" w:sz="0" w:space="0"/>
+                <w:bottom w:val="none" w:color="auto" w:sz="0" w:space="0"/>
+                <w:right w:val="none" w:color="auto" w:sz="0" w:space="0"/>
+              </w:pBdr>
+              <w:shd w:val="clear" w:fill="F8F8F8"/>
+              <w:spacing w:before="0" w:beforeAutospacing="0" w:after="0" w:afterAutospacing="0"/>
+              <w:ind w:left="0" w:firstLine="0"/>
+              <w:jc w:val="left"/>
+              <w:rPr>
+                <w:rFonts w:hint="eastAsia"/>
+                <w:sz w:val="28"/>
+                <w:vertAlign w:val="baseline"/>
+              </w:rPr>
+            </w:pPr>
+            <w:r>
+              <w:rPr>
+                <w:rFonts w:hint="eastAsia"/>
+                <w:sz w:val="28"/>
+                <w:vertAlign w:val="baseline"/>
+              </w:rPr>
+              <w:t>docker compose ps</w:t>
+            </w:r>
+          </w:p>
+          <w:p>
+            <w:pPr>
+              <w:keepNext w:val="0"/>
+              <w:keepLines w:val="0"/>
+              <w:widowControl/>
+              <w:suppressLineNumbers w:val="0"/>
+              <w:pBdr>
+                <w:top w:val="none" w:color="auto" w:sz="0" w:space="0"/>
+                <w:left w:val="none" w:color="auto" w:sz="0" w:space="0"/>
+                <w:bottom w:val="none" w:color="auto" w:sz="0" w:space="0"/>
+                <w:right w:val="none" w:color="auto" w:sz="0" w:space="0"/>
+              </w:pBdr>
+              <w:shd w:val="clear" w:fill="F8F8F8"/>
+              <w:spacing w:before="0" w:beforeAutospacing="0" w:after="0" w:afterAutospacing="0"/>
+              <w:ind w:left="0" w:firstLine="0"/>
+              <w:jc w:val="left"/>
+              <w:rPr>
+                <w:rFonts w:hint="eastAsia"/>
+                <w:sz w:val="28"/>
+                <w:vertAlign w:val="baseline"/>
+              </w:rPr>
+            </w:pPr>
+            <w:r>
+              <w:rPr>
+                <w:rFonts w:hint="eastAsia"/>
+                <w:sz w:val="28"/>
+                <w:vertAlign w:val="baseline"/>
+              </w:rPr>
+              <w:t>docker compose logs -f</w:t>
+            </w:r>
+          </w:p>
+          <w:p>
+            <w:pPr>
+              <w:keepNext w:val="0"/>
+              <w:keepLines w:val="0"/>
+              <w:widowControl/>
+              <w:suppressLineNumbers w:val="0"/>
+              <w:pBdr>
+                <w:top w:val="none" w:color="auto" w:sz="0" w:space="0"/>
+                <w:left w:val="none" w:color="auto" w:sz="0" w:space="0"/>
+                <w:bottom w:val="none" w:color="auto" w:sz="0" w:space="0"/>
+                <w:right w:val="none" w:color="auto" w:sz="0" w:space="0"/>
+              </w:pBdr>
+              <w:shd w:val="clear" w:fill="F8F8F8"/>
+              <w:spacing w:before="0" w:beforeAutospacing="0" w:after="0" w:afterAutospacing="0"/>
+              <w:ind w:left="0" w:firstLine="0"/>
+              <w:jc w:val="left"/>
+              <w:rPr>
+                <w:rFonts w:hint="eastAsia"/>
+                <w:sz w:val="28"/>
+                <w:vertAlign w:val="baseline"/>
+              </w:rPr>
+            </w:pPr>
+            <w:r>
+              <w:rPr>
+                <w:rFonts w:hint="eastAsia"/>
+                <w:sz w:val="28"/>
+                <w:vertAlign w:val="baseline"/>
+              </w:rPr>
+              <w:t>docker exec gitea cat /data/gitea/conf/app.ini</w:t>
+            </w:r>
+          </w:p>
+        </w:tc>
+      </w:tr>
+    </w:tbl>
+    <w:p>
+      <w:pPr>
+        <w:numPr>
+          <w:ilvl w:val="0"/>
+          <w:numId w:val="0"/>
+        </w:numPr>
+        <w:autoSpaceDE w:val="0"/>
+        <w:autoSpaceDN w:val="0"/>
+        <w:adjustRightInd w:val="0"/>
+        <w:spacing w:line="300" w:lineRule="auto"/>
+        <w:jc w:val="both"/>
+        <w:rPr>
+          <w:rFonts w:hint="default" w:eastAsia="黑体" w:cs="Times New Roman"/>
+          <w:b w:val="0"/>
+          <w:bCs/>
+          <w:kern w:val="0"/>
+          <w:sz w:val="24"/>
+          <w:szCs w:val="24"/>
+          <w:lang w:val="en-US" w:eastAsia="zh-CN"/>
+        </w:rPr>
+      </w:pPr>
+    </w:p>
+    <w:tbl>
+      <w:tblPr>
+        <w:tblStyle w:val="8"/>
+        <w:tblW w:w="0" w:type="auto"/>
+        <w:tblInd w:w="0" w:type="dxa"/>
+        <w:tblBorders>
+          <w:top w:val="single" w:color="auto" w:sz="4" w:space="0"/>
+          <w:left w:val="single" w:color="auto" w:sz="4" w:space="0"/>
+          <w:bottom w:val="single" w:color="auto" w:sz="4" w:space="0"/>
+          <w:right w:val="single" w:color="auto" w:sz="4" w:space="0"/>
+          <w:insideH w:val="single" w:color="auto" w:sz="4" w:space="0"/>
+          <w:insideV w:val="none" w:color="auto" w:sz="0" w:space="0"/>
+        </w:tblBorders>
+        <w:tblLayout w:type="autofit"/>
+        <w:tblCellMar>
+          <w:top w:w="0" w:type="dxa"/>
+          <w:left w:w="108" w:type="dxa"/>
+          <w:bottom w:w="0" w:type="dxa"/>
+          <w:right w:w="108" w:type="dxa"/>
+        </w:tblCellMar>
+      </w:tblPr>
+      <w:tblGrid>
+        <w:gridCol w:w="8522"/>
+      </w:tblGrid>
+      <w:tr>
+        <w:tblPrEx>
+          <w:tblBorders>
+            <w:top w:val="single" w:color="auto" w:sz="4" w:space="0"/>
+            <w:left w:val="single" w:color="auto" w:sz="4" w:space="0"/>
+            <w:bottom w:val="single" w:color="auto" w:sz="4" w:space="0"/>
+            <w:right w:val="single" w:color="auto" w:sz="4" w:space="0"/>
+            <w:insideH w:val="single" w:color="auto" w:sz="4" w:space="0"/>
+            <w:insideV w:val="none" w:color="auto" w:sz="0" w:space="0"/>
+          </w:tblBorders>
+          <w:tblCellMar>
+            <w:top w:w="0" w:type="dxa"/>
+            <w:left w:w="108" w:type="dxa"/>
+            <w:bottom w:w="0" w:type="dxa"/>
+            <w:right w:w="108" w:type="dxa"/>
+          </w:tblCellMar>
+        </w:tblPrEx>
+        <w:tc>
+          <w:tcPr>
+            <w:tcW w:w="8522" w:type="dxa"/>
+            <w:tcBorders>
+              <w:top w:val="single" w:color="auto" w:sz="8" w:space="0"/>
+              <w:left w:val="single" w:color="auto" w:sz="8" w:space="0"/>
+              <w:bottom w:val="single" w:color="auto" w:sz="8" w:space="0"/>
+              <w:right w:val="single" w:color="auto" w:sz="8" w:space="0"/>
+            </w:tcBorders>
+            <w:shd w:val="clear" w:color="auto" w:fill="D7D7D7" w:themeFill="background1" w:themeFillShade="D8"/>
+          </w:tcPr>
+          <w:p>
+            <w:pPr>
+              <w:keepNext w:val="0"/>
+              <w:keepLines w:val="0"/>
+              <w:pageBreakBefore w:val="0"/>
+              <w:widowControl w:val="0"/>
+              <w:kinsoku/>
+              <w:wordWrap/>
+              <w:overflowPunct/>
+              <w:topLinePunct w:val="0"/>
+              <w:autoSpaceDE/>
+              <w:autoSpaceDN/>
+              <w:bidi w:val="0"/>
+              <w:adjustRightInd/>
+              <w:snapToGrid/>
+              <w:spacing w:line="300" w:lineRule="auto"/>
+              <w:ind w:left="0" w:leftChars="0" w:firstLine="0" w:firstLineChars="0"/>
+              <w:textAlignment w:val="auto"/>
+              <w:rPr>
+                <w:rFonts w:hint="default" w:eastAsia="宋体"/>
+                <w:sz w:val="28"/>
+                <w:vertAlign w:val="baseline"/>
+                <w:lang w:val="en-US" w:eastAsia="zh-CN"/>
+              </w:rPr>
+            </w:pPr>
+            <w:r>
+              <w:rPr>
+                <w:rFonts w:hint="default" w:ascii="Times New Roman" w:hAnsi="Times New Roman" w:eastAsia="宋体" w:cs="Times New Roman"/>
+                <w:sz w:val="24"/>
+                <w:szCs w:val="24"/>
+                <w:vertAlign w:val="baseline"/>
+                <w:lang w:val="en-US" w:eastAsia="zh-CN"/>
+              </w:rPr>
+              <w:t>附录</w:t>
+            </w:r>
+            <w:r>
+              <w:rPr>
+                <w:rFonts w:hint="eastAsia" w:ascii="Times New Roman" w:hAnsi="Times New Roman" w:cs="Times New Roman"/>
+                <w:sz w:val="24"/>
+                <w:szCs w:val="24"/>
+                <w:vertAlign w:val="baseline"/>
+                <w:lang w:val="en-US" w:eastAsia="zh-CN"/>
+              </w:rPr>
+              <w:t>3：Gitea 配置代码</w:t>
+            </w:r>
+          </w:p>
+        </w:tc>
+      </w:tr>
+      <w:tr>
+        <w:tblPrEx>
+          <w:tblBorders>
+            <w:top w:val="single" w:color="auto" w:sz="4" w:space="0"/>
+            <w:left w:val="single" w:color="auto" w:sz="4" w:space="0"/>
+            <w:bottom w:val="single" w:color="auto" w:sz="4" w:space="0"/>
+            <w:right w:val="single" w:color="auto" w:sz="4" w:space="0"/>
+            <w:insideH w:val="single" w:color="auto" w:sz="4" w:space="0"/>
+            <w:insideV w:val="none" w:color="auto" w:sz="0" w:space="0"/>
+          </w:tblBorders>
+          <w:tblCellMar>
+            <w:top w:w="0" w:type="dxa"/>
+            <w:left w:w="108" w:type="dxa"/>
+            <w:bottom w:w="0" w:type="dxa"/>
+            <w:right w:w="108" w:type="dxa"/>
+          </w:tblCellMar>
+        </w:tblPrEx>
+        <w:tc>
+          <w:tcPr>
+            <w:tcW w:w="8522" w:type="dxa"/>
+            <w:tcBorders>
+              <w:top w:val="single" w:color="auto" w:sz="8" w:space="0"/>
+              <w:left w:val="single" w:color="auto" w:sz="8" w:space="0"/>
+              <w:bottom w:val="single" w:color="auto" w:sz="8" w:space="0"/>
+              <w:right w:val="single" w:color="auto" w:sz="8" w:space="0"/>
+            </w:tcBorders>
+          </w:tcPr>
+          <w:p>
+            <w:pPr>
+              <w:keepNext w:val="0"/>
+              <w:keepLines w:val="0"/>
+              <w:widowControl/>
+              <w:suppressLineNumbers w:val="0"/>
+              <w:pBdr>
+                <w:top w:val="none" w:color="auto" w:sz="0" w:space="0"/>
+                <w:left w:val="none" w:color="auto" w:sz="0" w:space="0"/>
+                <w:bottom w:val="none" w:color="auto" w:sz="0" w:space="0"/>
+                <w:right w:val="none" w:color="auto" w:sz="0" w:space="0"/>
+              </w:pBdr>
+              <w:shd w:val="clear" w:fill="F8F8F8"/>
+              <w:spacing w:before="0" w:beforeAutospacing="0" w:after="0" w:afterAutospacing="0"/>
+              <w:ind w:left="0" w:firstLine="0"/>
+              <w:jc w:val="left"/>
+              <w:rPr>
+                <w:rFonts w:hint="eastAsia"/>
+                <w:sz w:val="28"/>
+                <w:vertAlign w:val="baseline"/>
+              </w:rPr>
+            </w:pPr>
+            <w:r>
+              <w:rPr>
+                <w:rFonts w:hint="eastAsia"/>
+                <w:sz w:val="28"/>
+                <w:vertAlign w:val="baseline"/>
+              </w:rPr>
+              <w:t>APP_NAME = Weijie Xu Gitea Lab</w:t>
+            </w:r>
+          </w:p>
+          <w:p>
+            <w:pPr>
+              <w:keepNext w:val="0"/>
+              <w:keepLines w:val="0"/>
+              <w:widowControl/>
+              <w:suppressLineNumbers w:val="0"/>
+              <w:pBdr>
+                <w:top w:val="none" w:color="auto" w:sz="0" w:space="0"/>
+                <w:left w:val="none" w:color="auto" w:sz="0" w:space="0"/>
+                <w:bottom w:val="none" w:color="auto" w:sz="0" w:space="0"/>
+                <w:right w:val="none" w:color="auto" w:sz="0" w:space="0"/>
+              </w:pBdr>
+              <w:shd w:val="clear" w:fill="F8F8F8"/>
+              <w:spacing w:before="0" w:beforeAutospacing="0" w:after="0" w:afterAutospacing="0"/>
+              <w:ind w:left="0" w:firstLine="0"/>
+              <w:jc w:val="left"/>
+              <w:rPr>
+                <w:rFonts w:hint="eastAsia"/>
+                <w:sz w:val="28"/>
+                <w:vertAlign w:val="baseline"/>
+              </w:rPr>
+            </w:pPr>
+            <w:r>
+              <w:rPr>
+                <w:rFonts w:hint="eastAsia"/>
+                <w:sz w:val="28"/>
+                <w:vertAlign w:val="baseline"/>
+              </w:rPr>
+              <w:t>RUN_MODE = prod</w:t>
+            </w:r>
+          </w:p>
+          <w:p>
+            <w:pPr>
+              <w:keepNext w:val="0"/>
+              <w:keepLines w:val="0"/>
+              <w:widowControl/>
+              <w:suppressLineNumbers w:val="0"/>
+              <w:pBdr>
+                <w:top w:val="none" w:color="auto" w:sz="0" w:space="0"/>
+                <w:left w:val="none" w:color="auto" w:sz="0" w:space="0"/>
+                <w:bottom w:val="none" w:color="auto" w:sz="0" w:space="0"/>
+                <w:right w:val="none" w:color="auto" w:sz="0" w:space="0"/>
+              </w:pBdr>
+              <w:shd w:val="clear" w:fill="F8F8F8"/>
+              <w:spacing w:before="0" w:beforeAutospacing="0" w:after="0" w:afterAutospacing="0"/>
+              <w:ind w:left="0" w:firstLine="0"/>
+              <w:jc w:val="left"/>
+              <w:rPr>
+                <w:rFonts w:hint="eastAsia"/>
+                <w:sz w:val="28"/>
+                <w:vertAlign w:val="baseline"/>
+              </w:rPr>
+            </w:pPr>
+            <w:r>
+              <w:rPr>
+                <w:rFonts w:hint="eastAsia"/>
+                <w:sz w:val="28"/>
+                <w:vertAlign w:val="baseline"/>
+              </w:rPr>
+              <w:t>RUN_USER = git</w:t>
+            </w:r>
+          </w:p>
+          <w:p>
+            <w:pPr>
+              <w:keepNext w:val="0"/>
+              <w:keepLines w:val="0"/>
+              <w:widowControl/>
+              <w:suppressLineNumbers w:val="0"/>
+              <w:pBdr>
+                <w:top w:val="none" w:color="auto" w:sz="0" w:space="0"/>
+                <w:left w:val="none" w:color="auto" w:sz="0" w:space="0"/>
+                <w:bottom w:val="none" w:color="auto" w:sz="0" w:space="0"/>
+                <w:right w:val="none" w:color="auto" w:sz="0" w:space="0"/>
+              </w:pBdr>
+              <w:shd w:val="clear" w:fill="F8F8F8"/>
+              <w:spacing w:before="0" w:beforeAutospacing="0" w:after="0" w:afterAutospacing="0"/>
+              <w:ind w:left="0" w:firstLine="0"/>
+              <w:jc w:val="left"/>
+              <w:rPr>
+                <w:rFonts w:hint="eastAsia"/>
+                <w:sz w:val="28"/>
+                <w:vertAlign w:val="baseline"/>
+              </w:rPr>
+            </w:pPr>
+            <w:r>
+              <w:rPr>
+                <w:rFonts w:hint="eastAsia"/>
+                <w:sz w:val="28"/>
+                <w:vertAlign w:val="baseline"/>
+              </w:rPr>
+              <w:t>WORK_PATH = /data/gitea</w:t>
+            </w:r>
+          </w:p>
+          <w:p>
+            <w:pPr>
+              <w:keepNext w:val="0"/>
+              <w:keepLines w:val="0"/>
+              <w:widowControl/>
+              <w:suppressLineNumbers w:val="0"/>
+              <w:pBdr>
+                <w:top w:val="none" w:color="auto" w:sz="0" w:space="0"/>
+                <w:left w:val="none" w:color="auto" w:sz="0" w:space="0"/>
+                <w:bottom w:val="none" w:color="auto" w:sz="0" w:space="0"/>
+                <w:right w:val="none" w:color="auto" w:sz="0" w:space="0"/>
+              </w:pBdr>
+              <w:shd w:val="clear" w:fill="F8F8F8"/>
+              <w:spacing w:before="0" w:beforeAutospacing="0" w:after="0" w:afterAutospacing="0"/>
+              <w:ind w:left="0" w:firstLine="0"/>
+              <w:jc w:val="left"/>
+              <w:rPr>
+                <w:rFonts w:hint="eastAsia"/>
+                <w:sz w:val="28"/>
+                <w:vertAlign w:val="baseline"/>
+              </w:rPr>
+            </w:pPr>
+            <w:r>
+              <w:rPr>
+                <w:rFonts w:hint="eastAsia"/>
+                <w:sz w:val="28"/>
+                <w:vertAlign w:val="baseline"/>
+              </w:rPr>
+              <w:t>[repository]</w:t>
+            </w:r>
+          </w:p>
+          <w:p>
+            <w:pPr>
+              <w:keepNext w:val="0"/>
+              <w:keepLines w:val="0"/>
+              <w:widowControl/>
+              <w:suppressLineNumbers w:val="0"/>
+              <w:pBdr>
+                <w:top w:val="none" w:color="auto" w:sz="0" w:space="0"/>
+                <w:left w:val="none" w:color="auto" w:sz="0" w:space="0"/>
+                <w:bottom w:val="none" w:color="auto" w:sz="0" w:space="0"/>
+                <w:right w:val="none" w:color="auto" w:sz="0" w:space="0"/>
+              </w:pBdr>
+              <w:shd w:val="clear" w:fill="F8F8F8"/>
+              <w:spacing w:before="0" w:beforeAutospacing="0" w:after="0" w:afterAutospacing="0"/>
+              <w:ind w:left="0" w:firstLine="0"/>
+              <w:jc w:val="left"/>
+              <w:rPr>
+                <w:rFonts w:hint="eastAsia"/>
+                <w:sz w:val="28"/>
+                <w:vertAlign w:val="baseline"/>
+              </w:rPr>
+            </w:pPr>
+            <w:r>
+              <w:rPr>
+                <w:rFonts w:hint="eastAsia"/>
+                <w:sz w:val="28"/>
+                <w:vertAlign w:val="baseline"/>
+              </w:rPr>
+              <w:t>ROOT = /data/git/repositories</w:t>
+            </w:r>
+          </w:p>
+          <w:p>
+            <w:pPr>
+              <w:keepNext w:val="0"/>
+              <w:keepLines w:val="0"/>
+              <w:widowControl/>
+              <w:suppressLineNumbers w:val="0"/>
+              <w:pBdr>
+                <w:top w:val="none" w:color="auto" w:sz="0" w:space="0"/>
+                <w:left w:val="none" w:color="auto" w:sz="0" w:space="0"/>
+                <w:bottom w:val="none" w:color="auto" w:sz="0" w:space="0"/>
+                <w:right w:val="none" w:color="auto" w:sz="0" w:space="0"/>
+              </w:pBdr>
+              <w:shd w:val="clear" w:fill="F8F8F8"/>
+              <w:spacing w:before="0" w:beforeAutospacing="0" w:after="0" w:afterAutospacing="0"/>
+              <w:ind w:left="0" w:firstLine="0"/>
+              <w:jc w:val="left"/>
+              <w:rPr>
+                <w:rFonts w:hint="eastAsia"/>
+                <w:sz w:val="28"/>
+                <w:vertAlign w:val="baseline"/>
+              </w:rPr>
+            </w:pPr>
+            <w:r>
+              <w:rPr>
+                <w:rFonts w:hint="eastAsia"/>
+                <w:sz w:val="28"/>
+                <w:vertAlign w:val="baseline"/>
+              </w:rPr>
+              <w:t>[repository.local]</w:t>
+            </w:r>
+          </w:p>
+          <w:p>
+            <w:pPr>
+              <w:keepNext w:val="0"/>
+              <w:keepLines w:val="0"/>
+              <w:widowControl/>
+              <w:suppressLineNumbers w:val="0"/>
+              <w:pBdr>
+                <w:top w:val="none" w:color="auto" w:sz="0" w:space="0"/>
+                <w:left w:val="none" w:color="auto" w:sz="0" w:space="0"/>
+                <w:bottom w:val="none" w:color="auto" w:sz="0" w:space="0"/>
+                <w:right w:val="none" w:color="auto" w:sz="0" w:space="0"/>
+              </w:pBdr>
+              <w:shd w:val="clear" w:fill="F8F8F8"/>
+              <w:spacing w:before="0" w:beforeAutospacing="0" w:after="0" w:afterAutospacing="0"/>
+              <w:ind w:left="0" w:firstLine="0"/>
+              <w:jc w:val="left"/>
+              <w:rPr>
+                <w:rFonts w:hint="eastAsia"/>
+                <w:sz w:val="28"/>
+                <w:vertAlign w:val="baseline"/>
+              </w:rPr>
+            </w:pPr>
+            <w:r>
+              <w:rPr>
+                <w:rFonts w:hint="eastAsia"/>
+                <w:sz w:val="28"/>
+                <w:vertAlign w:val="baseline"/>
+              </w:rPr>
+              <w:t>LOCAL_COPY_PATH = /data/gitea/tmp/local-repo</w:t>
+            </w:r>
+          </w:p>
+          <w:p>
+            <w:pPr>
+              <w:keepNext w:val="0"/>
+              <w:keepLines w:val="0"/>
+              <w:widowControl/>
+              <w:suppressLineNumbers w:val="0"/>
+              <w:pBdr>
+                <w:top w:val="none" w:color="auto" w:sz="0" w:space="0"/>
+                <w:left w:val="none" w:color="auto" w:sz="0" w:space="0"/>
+                <w:bottom w:val="none" w:color="auto" w:sz="0" w:space="0"/>
+                <w:right w:val="none" w:color="auto" w:sz="0" w:space="0"/>
+              </w:pBdr>
+              <w:shd w:val="clear" w:fill="F8F8F8"/>
+              <w:spacing w:before="0" w:beforeAutospacing="0" w:after="0" w:afterAutospacing="0"/>
+              <w:ind w:left="0" w:firstLine="0"/>
+              <w:jc w:val="left"/>
+              <w:rPr>
+                <w:rFonts w:hint="eastAsia"/>
+                <w:sz w:val="28"/>
+                <w:vertAlign w:val="baseline"/>
+              </w:rPr>
+            </w:pPr>
+            <w:r>
+              <w:rPr>
+                <w:rFonts w:hint="eastAsia"/>
+                <w:sz w:val="28"/>
+                <w:vertAlign w:val="baseline"/>
+              </w:rPr>
+              <w:t>[repository.upload]</w:t>
+            </w:r>
+          </w:p>
+          <w:p>
+            <w:pPr>
+              <w:keepNext w:val="0"/>
+              <w:keepLines w:val="0"/>
+              <w:widowControl/>
+              <w:suppressLineNumbers w:val="0"/>
+              <w:pBdr>
+                <w:top w:val="none" w:color="auto" w:sz="0" w:space="0"/>
+                <w:left w:val="none" w:color="auto" w:sz="0" w:space="0"/>
+                <w:bottom w:val="none" w:color="auto" w:sz="0" w:space="0"/>
+                <w:right w:val="none" w:color="auto" w:sz="0" w:space="0"/>
+              </w:pBdr>
+              <w:shd w:val="clear" w:fill="F8F8F8"/>
+              <w:spacing w:before="0" w:beforeAutospacing="0" w:after="0" w:afterAutospacing="0"/>
+              <w:ind w:left="0" w:firstLine="0"/>
+              <w:jc w:val="left"/>
+              <w:rPr>
+                <w:rFonts w:hint="eastAsia"/>
+                <w:sz w:val="28"/>
+                <w:vertAlign w:val="baseline"/>
+                <w:lang w:val="en-US" w:eastAsia="zh-CN"/>
+              </w:rPr>
+            </w:pPr>
+            <w:r>
+              <w:rPr>
+                <w:rFonts w:hint="eastAsia"/>
+                <w:sz w:val="28"/>
+                <w:vertAlign w:val="baseline"/>
+              </w:rPr>
+              <w:t>TEMP_PATH = /data/gitea/uploads</w:t>
+            </w:r>
+            <w:r>
+              <w:rPr>
+                <w:rFonts w:hint="eastAsia"/>
+                <w:sz w:val="28"/>
+                <w:vertAlign w:val="baseline"/>
+                <w:lang w:val="en-US" w:eastAsia="zh-CN"/>
+              </w:rPr>
+              <w:t xml:space="preserve">[server]  </w:t>
+            </w:r>
+          </w:p>
+          <w:p>
+            <w:pPr>
+              <w:keepNext w:val="0"/>
+              <w:keepLines w:val="0"/>
+              <w:widowControl/>
+              <w:suppressLineNumbers w:val="0"/>
+              <w:pBdr>
+                <w:top w:val="none" w:color="auto" w:sz="0" w:space="0"/>
+                <w:left w:val="none" w:color="auto" w:sz="0" w:space="0"/>
+                <w:bottom w:val="none" w:color="auto" w:sz="0" w:space="0"/>
+                <w:right w:val="none" w:color="auto" w:sz="0" w:space="0"/>
+              </w:pBdr>
+              <w:shd w:val="clear" w:fill="F8F8F8"/>
+              <w:spacing w:before="0" w:beforeAutospacing="0" w:after="0" w:afterAutospacing="0"/>
+              <w:ind w:left="0" w:firstLine="0"/>
+              <w:jc w:val="left"/>
+              <w:rPr>
+                <w:rFonts w:hint="eastAsia"/>
+                <w:sz w:val="28"/>
+                <w:vertAlign w:val="baseline"/>
+                <w:lang w:val="en-US" w:eastAsia="zh-CN"/>
+              </w:rPr>
+            </w:pPr>
+            <w:r>
+              <w:rPr>
+                <w:rFonts w:hint="eastAsia"/>
+                <w:sz w:val="28"/>
+                <w:vertAlign w:val="baseline"/>
+                <w:lang w:val="en-US" w:eastAsia="zh-CN"/>
+              </w:rPr>
+              <w:t xml:space="preserve">DOMAIN = gitea.example.com  </w:t>
+            </w:r>
+          </w:p>
+          <w:p>
+            <w:pPr>
+              <w:keepNext w:val="0"/>
+              <w:keepLines w:val="0"/>
+              <w:widowControl/>
+              <w:suppressLineNumbers w:val="0"/>
+              <w:pBdr>
+                <w:top w:val="none" w:color="auto" w:sz="0" w:space="0"/>
+                <w:left w:val="none" w:color="auto" w:sz="0" w:space="0"/>
+                <w:bottom w:val="none" w:color="auto" w:sz="0" w:space="0"/>
+                <w:right w:val="none" w:color="auto" w:sz="0" w:space="0"/>
+              </w:pBdr>
+              <w:shd w:val="clear" w:fill="F8F8F8"/>
+              <w:spacing w:before="0" w:beforeAutospacing="0" w:after="0" w:afterAutospacing="0"/>
+              <w:ind w:left="0" w:firstLine="0"/>
+              <w:jc w:val="left"/>
+              <w:rPr>
+                <w:rFonts w:hint="eastAsia"/>
+                <w:sz w:val="28"/>
+                <w:vertAlign w:val="baseline"/>
+                <w:lang w:val="en-US" w:eastAsia="zh-CN"/>
+              </w:rPr>
+            </w:pPr>
+            <w:r>
+              <w:rPr>
+                <w:rFonts w:hint="eastAsia"/>
+                <w:sz w:val="28"/>
+                <w:vertAlign w:val="baseline"/>
+                <w:lang w:val="en-US" w:eastAsia="zh-CN"/>
+              </w:rPr>
+              <w:t xml:space="preserve">HTTP_PORT = 3000  </w:t>
+            </w:r>
+          </w:p>
+          <w:p>
+            <w:pPr>
+              <w:keepNext w:val="0"/>
+              <w:keepLines w:val="0"/>
+              <w:widowControl/>
+              <w:suppressLineNumbers w:val="0"/>
+              <w:pBdr>
+                <w:top w:val="none" w:color="auto" w:sz="0" w:space="0"/>
+                <w:left w:val="none" w:color="auto" w:sz="0" w:space="0"/>
+                <w:bottom w:val="none" w:color="auto" w:sz="0" w:space="0"/>
+                <w:right w:val="none" w:color="auto" w:sz="0" w:space="0"/>
+              </w:pBdr>
+              <w:shd w:val="clear" w:fill="F8F8F8"/>
+              <w:spacing w:before="0" w:beforeAutospacing="0" w:after="0" w:afterAutospacing="0"/>
+              <w:ind w:left="0" w:firstLine="0"/>
+              <w:jc w:val="left"/>
+              <w:rPr>
+                <w:rFonts w:hint="eastAsia"/>
+                <w:sz w:val="28"/>
+                <w:vertAlign w:val="baseline"/>
+                <w:lang w:val="en-US" w:eastAsia="zh-CN"/>
+              </w:rPr>
+            </w:pPr>
+            <w:r>
+              <w:rPr>
+                <w:rFonts w:hint="eastAsia"/>
+                <w:sz w:val="28"/>
+                <w:vertAlign w:val="baseline"/>
+                <w:lang w:val="en-US" w:eastAsia="zh-CN"/>
+              </w:rPr>
+              <w:t xml:space="preserve">ROOT_URL = https://gitea.example.com/  </w:t>
+            </w:r>
+          </w:p>
+          <w:p>
+            <w:pPr>
+              <w:keepNext w:val="0"/>
+              <w:keepLines w:val="0"/>
+              <w:widowControl/>
+              <w:suppressLineNumbers w:val="0"/>
+              <w:pBdr>
+                <w:top w:val="none" w:color="auto" w:sz="0" w:space="0"/>
+                <w:left w:val="none" w:color="auto" w:sz="0" w:space="0"/>
+                <w:bottom w:val="none" w:color="auto" w:sz="0" w:space="0"/>
+                <w:right w:val="none" w:color="auto" w:sz="0" w:space="0"/>
+              </w:pBdr>
+              <w:shd w:val="clear" w:fill="F8F8F8"/>
+              <w:spacing w:before="0" w:beforeAutospacing="0" w:after="0" w:afterAutospacing="0"/>
+              <w:ind w:left="0" w:firstLine="0"/>
+              <w:jc w:val="left"/>
+              <w:rPr>
+                <w:rFonts w:hint="eastAsia"/>
+                <w:sz w:val="28"/>
+                <w:vertAlign w:val="baseline"/>
+                <w:lang w:val="en-US" w:eastAsia="zh-CN"/>
+              </w:rPr>
+            </w:pPr>
+            <w:r>
+              <w:rPr>
+                <w:rFonts w:hint="eastAsia"/>
+                <w:sz w:val="28"/>
+                <w:vertAlign w:val="baseline"/>
+                <w:lang w:val="en-US" w:eastAsia="zh-CN"/>
+              </w:rPr>
+              <w:t xml:space="preserve">DISABLE_SSH = false  </w:t>
+            </w:r>
+          </w:p>
+          <w:p>
+            <w:pPr>
+              <w:keepNext w:val="0"/>
+              <w:keepLines w:val="0"/>
+              <w:widowControl/>
+              <w:suppressLineNumbers w:val="0"/>
+              <w:pBdr>
+                <w:top w:val="none" w:color="auto" w:sz="0" w:space="0"/>
+                <w:left w:val="none" w:color="auto" w:sz="0" w:space="0"/>
+                <w:bottom w:val="none" w:color="auto" w:sz="0" w:space="0"/>
+                <w:right w:val="none" w:color="auto" w:sz="0" w:space="0"/>
+              </w:pBdr>
+              <w:shd w:val="clear" w:fill="F8F8F8"/>
+              <w:spacing w:before="0" w:beforeAutospacing="0" w:after="0" w:afterAutospacing="0"/>
+              <w:ind w:left="0" w:firstLine="0"/>
+              <w:jc w:val="left"/>
+              <w:rPr>
+                <w:rFonts w:hint="eastAsia"/>
+                <w:sz w:val="28"/>
+                <w:vertAlign w:val="baseline"/>
+                <w:lang w:val="en-US" w:eastAsia="zh-CN"/>
+              </w:rPr>
+            </w:pPr>
+            <w:r>
+              <w:rPr>
+                <w:rFonts w:hint="eastAsia"/>
+                <w:sz w:val="28"/>
+                <w:vertAlign w:val="baseline"/>
+                <w:lang w:val="en-US" w:eastAsia="zh-CN"/>
+              </w:rPr>
+              <w:t xml:space="preserve">SSH_PORT = 22  </w:t>
+            </w:r>
+          </w:p>
+          <w:p>
+            <w:pPr>
+              <w:keepNext w:val="0"/>
+              <w:keepLines w:val="0"/>
+              <w:widowControl/>
+              <w:suppressLineNumbers w:val="0"/>
+              <w:pBdr>
+                <w:top w:val="none" w:color="auto" w:sz="0" w:space="0"/>
+                <w:left w:val="none" w:color="auto" w:sz="0" w:space="0"/>
+                <w:bottom w:val="none" w:color="auto" w:sz="0" w:space="0"/>
+                <w:right w:val="none" w:color="auto" w:sz="0" w:space="0"/>
+              </w:pBdr>
+              <w:shd w:val="clear" w:fill="F8F8F8"/>
+              <w:spacing w:before="0" w:beforeAutospacing="0" w:after="0" w:afterAutospacing="0"/>
+              <w:ind w:left="0" w:firstLine="0"/>
+              <w:jc w:val="left"/>
+              <w:rPr>
+                <w:rFonts w:hint="eastAsia"/>
+                <w:sz w:val="28"/>
+                <w:vertAlign w:val="baseline"/>
+                <w:lang w:val="en-US" w:eastAsia="zh-CN"/>
+              </w:rPr>
+            </w:pPr>
+            <w:r>
+              <w:rPr>
+                <w:rFonts w:hint="eastAsia"/>
+                <w:sz w:val="28"/>
+                <w:vertAlign w:val="baseline"/>
+                <w:lang w:val="en-US" w:eastAsia="zh-CN"/>
+              </w:rPr>
+              <w:t xml:space="preserve">SSH_LISTEN_PORT = 22  </w:t>
+            </w:r>
+          </w:p>
+          <w:p>
+            <w:pPr>
+              <w:keepNext w:val="0"/>
+              <w:keepLines w:val="0"/>
+              <w:widowControl/>
+              <w:suppressLineNumbers w:val="0"/>
+              <w:pBdr>
+                <w:top w:val="none" w:color="auto" w:sz="0" w:space="0"/>
+                <w:left w:val="none" w:color="auto" w:sz="0" w:space="0"/>
+                <w:bottom w:val="none" w:color="auto" w:sz="0" w:space="0"/>
+                <w:right w:val="none" w:color="auto" w:sz="0" w:space="0"/>
+              </w:pBdr>
+              <w:shd w:val="clear" w:fill="F8F8F8"/>
+              <w:spacing w:before="0" w:beforeAutospacing="0" w:after="0" w:afterAutospacing="0"/>
+              <w:ind w:left="0" w:firstLine="0"/>
+              <w:jc w:val="left"/>
+              <w:rPr>
+                <w:rFonts w:hint="eastAsia"/>
+                <w:sz w:val="28"/>
+                <w:vertAlign w:val="baseline"/>
+                <w:lang w:val="en-US" w:eastAsia="zh-CN"/>
+              </w:rPr>
+            </w:pPr>
+            <w:r>
+              <w:rPr>
+                <w:rFonts w:hint="eastAsia"/>
+                <w:sz w:val="28"/>
+                <w:vertAlign w:val="baseline"/>
+                <w:lang w:val="en-US" w:eastAsia="zh-CN"/>
+              </w:rPr>
+              <w:t xml:space="preserve">LFS_START_SERVER = true  </w:t>
+            </w:r>
+          </w:p>
+          <w:p>
+            <w:pPr>
+              <w:keepNext w:val="0"/>
+              <w:keepLines w:val="0"/>
+              <w:widowControl/>
+              <w:suppressLineNumbers w:val="0"/>
+              <w:pBdr>
+                <w:top w:val="none" w:color="auto" w:sz="0" w:space="0"/>
+                <w:left w:val="none" w:color="auto" w:sz="0" w:space="0"/>
+                <w:bottom w:val="none" w:color="auto" w:sz="0" w:space="0"/>
+                <w:right w:val="none" w:color="auto" w:sz="0" w:space="0"/>
+              </w:pBdr>
+              <w:shd w:val="clear" w:fill="F8F8F8"/>
+              <w:spacing w:before="0" w:beforeAutospacing="0" w:after="0" w:afterAutospacing="0"/>
+              <w:ind w:left="0" w:firstLine="0"/>
+              <w:jc w:val="left"/>
+              <w:rPr>
+                <w:rFonts w:hint="eastAsia"/>
+                <w:sz w:val="28"/>
+                <w:vertAlign w:val="baseline"/>
+                <w:lang w:val="en-US" w:eastAsia="zh-CN"/>
+              </w:rPr>
+            </w:pPr>
+            <w:r>
+              <w:rPr>
+                <w:rFonts w:hint="eastAsia"/>
+                <w:sz w:val="28"/>
+                <w:vertAlign w:val="baseline"/>
+                <w:lang w:val="en-US" w:eastAsia="zh-CN"/>
+              </w:rPr>
+              <w:t xml:space="preserve">LFS_CONTENT_PATH = /data/gitea/lfs  </w:t>
+            </w:r>
+          </w:p>
+          <w:p>
+            <w:pPr>
+              <w:keepNext w:val="0"/>
+              <w:keepLines w:val="0"/>
+              <w:widowControl/>
+              <w:suppressLineNumbers w:val="0"/>
+              <w:pBdr>
+                <w:top w:val="none" w:color="auto" w:sz="0" w:space="0"/>
+                <w:left w:val="none" w:color="auto" w:sz="0" w:space="0"/>
+                <w:bottom w:val="none" w:color="auto" w:sz="0" w:space="0"/>
+                <w:right w:val="none" w:color="auto" w:sz="0" w:space="0"/>
+              </w:pBdr>
+              <w:shd w:val="clear" w:fill="F8F8F8"/>
+              <w:spacing w:before="0" w:beforeAutospacing="0" w:after="0" w:afterAutospacing="0"/>
+              <w:ind w:left="0" w:firstLine="0"/>
+              <w:jc w:val="left"/>
+              <w:rPr>
+                <w:rFonts w:hint="eastAsia"/>
+                <w:sz w:val="28"/>
+                <w:vertAlign w:val="baseline"/>
+                <w:lang w:val="en-US" w:eastAsia="zh-CN"/>
+              </w:rPr>
+            </w:pPr>
+            <w:r>
+              <w:rPr>
+                <w:rFonts w:hint="eastAsia"/>
+                <w:sz w:val="28"/>
+                <w:vertAlign w:val="baseline"/>
+                <w:lang w:val="en-US" w:eastAsia="zh-CN"/>
+              </w:rPr>
+              <w:t xml:space="preserve">[database]  </w:t>
+            </w:r>
+          </w:p>
+          <w:p>
+            <w:pPr>
+              <w:keepNext w:val="0"/>
+              <w:keepLines w:val="0"/>
+              <w:widowControl/>
+              <w:suppressLineNumbers w:val="0"/>
+              <w:pBdr>
+                <w:top w:val="none" w:color="auto" w:sz="0" w:space="0"/>
+                <w:left w:val="none" w:color="auto" w:sz="0" w:space="0"/>
+                <w:bottom w:val="none" w:color="auto" w:sz="0" w:space="0"/>
+                <w:right w:val="none" w:color="auto" w:sz="0" w:space="0"/>
+              </w:pBdr>
+              <w:shd w:val="clear" w:fill="F8F8F8"/>
+              <w:spacing w:before="0" w:beforeAutospacing="0" w:after="0" w:afterAutospacing="0"/>
+              <w:ind w:left="0" w:firstLine="0"/>
+              <w:jc w:val="left"/>
+              <w:rPr>
+                <w:rFonts w:hint="eastAsia"/>
+                <w:sz w:val="28"/>
+                <w:vertAlign w:val="baseline"/>
+                <w:lang w:val="en-US" w:eastAsia="zh-CN"/>
+              </w:rPr>
+            </w:pPr>
+            <w:r>
+              <w:rPr>
+                <w:rFonts w:hint="eastAsia"/>
+                <w:sz w:val="28"/>
+                <w:vertAlign w:val="baseline"/>
+                <w:lang w:val="en-US" w:eastAsia="zh-CN"/>
+              </w:rPr>
+              <w:t xml:space="preserve">DB_TYPE = sqlite3  </w:t>
+            </w:r>
+          </w:p>
+          <w:p>
+            <w:pPr>
+              <w:keepNext w:val="0"/>
+              <w:keepLines w:val="0"/>
+              <w:widowControl/>
+              <w:suppressLineNumbers w:val="0"/>
+              <w:pBdr>
+                <w:top w:val="none" w:color="auto" w:sz="0" w:space="0"/>
+                <w:left w:val="none" w:color="auto" w:sz="0" w:space="0"/>
+                <w:bottom w:val="none" w:color="auto" w:sz="0" w:space="0"/>
+                <w:right w:val="none" w:color="auto" w:sz="0" w:space="0"/>
+              </w:pBdr>
+              <w:shd w:val="clear" w:fill="F8F8F8"/>
+              <w:spacing w:before="0" w:beforeAutospacing="0" w:after="0" w:afterAutospacing="0"/>
+              <w:ind w:left="0" w:firstLine="0"/>
+              <w:jc w:val="left"/>
+              <w:rPr>
+                <w:rFonts w:hint="eastAsia"/>
+                <w:sz w:val="28"/>
+                <w:vertAlign w:val="baseline"/>
+                <w:lang w:val="en-US" w:eastAsia="zh-CN"/>
+              </w:rPr>
+            </w:pPr>
+            <w:r>
+              <w:rPr>
+                <w:rFonts w:hint="eastAsia"/>
+                <w:sz w:val="28"/>
+                <w:vertAlign w:val="baseline"/>
+                <w:lang w:val="en-US" w:eastAsia="zh-CN"/>
+              </w:rPr>
+              <w:t>PATH = /data/gitea/data/gitea.db</w:t>
+            </w:r>
+          </w:p>
+          <w:p>
+            <w:pPr>
+              <w:keepNext w:val="0"/>
+              <w:keepLines w:val="0"/>
+              <w:widowControl/>
+              <w:suppressLineNumbers w:val="0"/>
+              <w:pBdr>
+                <w:top w:val="none" w:color="auto" w:sz="0" w:space="0"/>
+                <w:left w:val="none" w:color="auto" w:sz="0" w:space="0"/>
+                <w:bottom w:val="none" w:color="auto" w:sz="0" w:space="0"/>
+                <w:right w:val="none" w:color="auto" w:sz="0" w:space="0"/>
+              </w:pBdr>
+              <w:shd w:val="clear" w:fill="F8F8F8"/>
+              <w:spacing w:before="0" w:beforeAutospacing="0" w:after="0" w:afterAutospacing="0"/>
+              <w:ind w:left="0" w:firstLine="0"/>
+              <w:jc w:val="left"/>
+              <w:rPr>
+                <w:rFonts w:hint="eastAsia"/>
+                <w:sz w:val="28"/>
+                <w:vertAlign w:val="baseline"/>
+              </w:rPr>
+            </w:pPr>
+            <w:r>
+              <w:rPr>
+                <w:rFonts w:hint="eastAsia"/>
+                <w:sz w:val="28"/>
+                <w:vertAlign w:val="baseline"/>
+              </w:rPr>
+              <w:t>[server]</w:t>
+            </w:r>
+          </w:p>
+          <w:p>
+            <w:pPr>
+              <w:keepNext w:val="0"/>
+              <w:keepLines w:val="0"/>
+              <w:widowControl/>
+              <w:suppressLineNumbers w:val="0"/>
+              <w:pBdr>
+                <w:top w:val="none" w:color="auto" w:sz="0" w:space="0"/>
+                <w:left w:val="none" w:color="auto" w:sz="0" w:space="0"/>
+                <w:bottom w:val="none" w:color="auto" w:sz="0" w:space="0"/>
+                <w:right w:val="none" w:color="auto" w:sz="0" w:space="0"/>
+              </w:pBdr>
+              <w:shd w:val="clear" w:fill="F8F8F8"/>
+              <w:spacing w:before="0" w:beforeAutospacing="0" w:after="0" w:afterAutospacing="0"/>
+              <w:ind w:left="0" w:firstLine="0"/>
+              <w:jc w:val="left"/>
+              <w:rPr>
+                <w:rFonts w:hint="eastAsia"/>
+                <w:sz w:val="28"/>
+                <w:vertAlign w:val="baseline"/>
+              </w:rPr>
+            </w:pPr>
+            <w:r>
+              <w:rPr>
+                <w:rFonts w:hint="eastAsia"/>
+                <w:sz w:val="28"/>
+                <w:vertAlign w:val="baseline"/>
+              </w:rPr>
+              <w:t>APP_DATA_PATH = /data/gitea</w:t>
+            </w:r>
+          </w:p>
+          <w:p>
+            <w:pPr>
+              <w:keepNext w:val="0"/>
+              <w:keepLines w:val="0"/>
+              <w:widowControl/>
+              <w:suppressLineNumbers w:val="0"/>
+              <w:pBdr>
+                <w:top w:val="none" w:color="auto" w:sz="0" w:space="0"/>
+                <w:left w:val="none" w:color="auto" w:sz="0" w:space="0"/>
+                <w:bottom w:val="none" w:color="auto" w:sz="0" w:space="0"/>
+                <w:right w:val="none" w:color="auto" w:sz="0" w:space="0"/>
+              </w:pBdr>
+              <w:shd w:val="clear" w:fill="F8F8F8"/>
+              <w:spacing w:before="0" w:beforeAutospacing="0" w:after="0" w:afterAutospacing="0"/>
+              <w:ind w:left="0" w:firstLine="0"/>
+              <w:jc w:val="left"/>
+              <w:rPr>
+                <w:rFonts w:hint="eastAsia"/>
+                <w:sz w:val="28"/>
+                <w:vertAlign w:val="baseline"/>
+              </w:rPr>
+            </w:pPr>
+            <w:r>
+              <w:rPr>
+                <w:rFonts w:hint="eastAsia"/>
+                <w:sz w:val="28"/>
+                <w:vertAlign w:val="baseline"/>
+              </w:rPr>
+              <w:t>DOMAIN = localhost</w:t>
+            </w:r>
+          </w:p>
+          <w:p>
+            <w:pPr>
+              <w:keepNext w:val="0"/>
+              <w:keepLines w:val="0"/>
+              <w:widowControl/>
+              <w:suppressLineNumbers w:val="0"/>
+              <w:pBdr>
+                <w:top w:val="none" w:color="auto" w:sz="0" w:space="0"/>
+                <w:left w:val="none" w:color="auto" w:sz="0" w:space="0"/>
+                <w:bottom w:val="none" w:color="auto" w:sz="0" w:space="0"/>
+                <w:right w:val="none" w:color="auto" w:sz="0" w:space="0"/>
+              </w:pBdr>
+              <w:shd w:val="clear" w:fill="F8F8F8"/>
+              <w:spacing w:before="0" w:beforeAutospacing="0" w:after="0" w:afterAutospacing="0"/>
+              <w:ind w:left="0" w:firstLine="0"/>
+              <w:jc w:val="left"/>
+              <w:rPr>
+                <w:rFonts w:hint="eastAsia"/>
+                <w:sz w:val="28"/>
+                <w:vertAlign w:val="baseline"/>
+              </w:rPr>
+            </w:pPr>
+            <w:r>
+              <w:rPr>
+                <w:rFonts w:hint="eastAsia"/>
+                <w:sz w:val="28"/>
+                <w:vertAlign w:val="baseline"/>
+              </w:rPr>
+              <w:t>SSH_DOMAIN = localhost</w:t>
+            </w:r>
+          </w:p>
+          <w:p>
+            <w:pPr>
+              <w:keepNext w:val="0"/>
+              <w:keepLines w:val="0"/>
+              <w:widowControl/>
+              <w:suppressLineNumbers w:val="0"/>
+              <w:pBdr>
+                <w:top w:val="none" w:color="auto" w:sz="0" w:space="0"/>
+                <w:left w:val="none" w:color="auto" w:sz="0" w:space="0"/>
+                <w:bottom w:val="none" w:color="auto" w:sz="0" w:space="0"/>
+                <w:right w:val="none" w:color="auto" w:sz="0" w:space="0"/>
+              </w:pBdr>
+              <w:shd w:val="clear" w:fill="F8F8F8"/>
+              <w:spacing w:before="0" w:beforeAutospacing="0" w:after="0" w:afterAutospacing="0"/>
+              <w:ind w:left="0" w:firstLine="0"/>
+              <w:jc w:val="left"/>
+              <w:rPr>
+                <w:rFonts w:hint="eastAsia"/>
+                <w:sz w:val="28"/>
+                <w:vertAlign w:val="baseline"/>
+              </w:rPr>
+            </w:pPr>
+            <w:r>
+              <w:rPr>
+                <w:rFonts w:hint="eastAsia"/>
+                <w:sz w:val="28"/>
+                <w:vertAlign w:val="baseline"/>
+              </w:rPr>
+              <w:t>HTTP_PORT = 3000</w:t>
+            </w:r>
+          </w:p>
+          <w:p>
+            <w:pPr>
+              <w:keepNext w:val="0"/>
+              <w:keepLines w:val="0"/>
+              <w:widowControl/>
+              <w:suppressLineNumbers w:val="0"/>
+              <w:pBdr>
+                <w:top w:val="none" w:color="auto" w:sz="0" w:space="0"/>
+                <w:left w:val="none" w:color="auto" w:sz="0" w:space="0"/>
+                <w:bottom w:val="none" w:color="auto" w:sz="0" w:space="0"/>
+                <w:right w:val="none" w:color="auto" w:sz="0" w:space="0"/>
+              </w:pBdr>
+              <w:shd w:val="clear" w:fill="F8F8F8"/>
+              <w:spacing w:before="0" w:beforeAutospacing="0" w:after="0" w:afterAutospacing="0"/>
+              <w:ind w:left="0" w:firstLine="0"/>
+              <w:jc w:val="left"/>
+              <w:rPr>
+                <w:rFonts w:hint="eastAsia"/>
+                <w:sz w:val="28"/>
+                <w:vertAlign w:val="baseline"/>
+              </w:rPr>
+            </w:pPr>
+            <w:r>
+              <w:rPr>
+                <w:rFonts w:hint="eastAsia"/>
+                <w:sz w:val="28"/>
+                <w:vertAlign w:val="baseline"/>
+              </w:rPr>
+              <w:t>ROOT_URL = http://localhost:3000/</w:t>
+            </w:r>
+          </w:p>
+          <w:p>
+            <w:pPr>
+              <w:keepNext w:val="0"/>
+              <w:keepLines w:val="0"/>
+              <w:widowControl/>
+              <w:suppressLineNumbers w:val="0"/>
+              <w:pBdr>
+                <w:top w:val="none" w:color="auto" w:sz="0" w:space="0"/>
+                <w:left w:val="none" w:color="auto" w:sz="0" w:space="0"/>
+                <w:bottom w:val="none" w:color="auto" w:sz="0" w:space="0"/>
+                <w:right w:val="none" w:color="auto" w:sz="0" w:space="0"/>
+              </w:pBdr>
+              <w:shd w:val="clear" w:fill="F8F8F8"/>
+              <w:spacing w:before="0" w:beforeAutospacing="0" w:after="0" w:afterAutospacing="0"/>
+              <w:ind w:left="0" w:firstLine="0"/>
+              <w:jc w:val="left"/>
+              <w:rPr>
+                <w:rFonts w:hint="eastAsia"/>
+                <w:sz w:val="28"/>
+                <w:vertAlign w:val="baseline"/>
+              </w:rPr>
+            </w:pPr>
+            <w:r>
+              <w:rPr>
+                <w:rFonts w:hint="eastAsia"/>
+                <w:sz w:val="28"/>
+                <w:vertAlign w:val="baseline"/>
+              </w:rPr>
+              <w:t>DISABLE_SSH = false</w:t>
+            </w:r>
+          </w:p>
+          <w:p>
+            <w:pPr>
+              <w:keepNext w:val="0"/>
+              <w:keepLines w:val="0"/>
+              <w:widowControl/>
+              <w:suppressLineNumbers w:val="0"/>
+              <w:pBdr>
+                <w:top w:val="none" w:color="auto" w:sz="0" w:space="0"/>
+                <w:left w:val="none" w:color="auto" w:sz="0" w:space="0"/>
+                <w:bottom w:val="none" w:color="auto" w:sz="0" w:space="0"/>
+                <w:right w:val="none" w:color="auto" w:sz="0" w:space="0"/>
+              </w:pBdr>
+              <w:shd w:val="clear" w:fill="F8F8F8"/>
+              <w:spacing w:before="0" w:beforeAutospacing="0" w:after="0" w:afterAutospacing="0"/>
+              <w:ind w:left="0" w:firstLine="0"/>
+              <w:jc w:val="left"/>
+              <w:rPr>
+                <w:rFonts w:hint="eastAsia"/>
+                <w:sz w:val="28"/>
+                <w:vertAlign w:val="baseline"/>
+              </w:rPr>
+            </w:pPr>
+            <w:r>
+              <w:rPr>
+                <w:rFonts w:hint="eastAsia"/>
+                <w:sz w:val="28"/>
+                <w:vertAlign w:val="baseline"/>
+              </w:rPr>
+              <w:t>SSH_PORT = 22</w:t>
+            </w:r>
+          </w:p>
+          <w:p>
+            <w:pPr>
+              <w:keepNext w:val="0"/>
+              <w:keepLines w:val="0"/>
+              <w:widowControl/>
+              <w:suppressLineNumbers w:val="0"/>
+              <w:pBdr>
+                <w:top w:val="none" w:color="auto" w:sz="0" w:space="0"/>
+                <w:left w:val="none" w:color="auto" w:sz="0" w:space="0"/>
+                <w:bottom w:val="none" w:color="auto" w:sz="0" w:space="0"/>
+                <w:right w:val="none" w:color="auto" w:sz="0" w:space="0"/>
+              </w:pBdr>
+              <w:shd w:val="clear" w:fill="F8F8F8"/>
+              <w:spacing w:before="0" w:beforeAutospacing="0" w:after="0" w:afterAutospacing="0"/>
+              <w:ind w:left="0" w:firstLine="0"/>
+              <w:jc w:val="left"/>
+              <w:rPr>
+                <w:rFonts w:hint="eastAsia"/>
+                <w:sz w:val="28"/>
+                <w:vertAlign w:val="baseline"/>
+              </w:rPr>
+            </w:pPr>
+            <w:r>
+              <w:rPr>
+                <w:rFonts w:hint="eastAsia"/>
+                <w:sz w:val="28"/>
+                <w:vertAlign w:val="baseline"/>
+              </w:rPr>
+              <w:t>SSH_LISTEN_PORT = 22</w:t>
+            </w:r>
+          </w:p>
+          <w:p>
+            <w:pPr>
+              <w:keepNext w:val="0"/>
+              <w:keepLines w:val="0"/>
+              <w:widowControl/>
+              <w:suppressLineNumbers w:val="0"/>
+              <w:pBdr>
+                <w:top w:val="none" w:color="auto" w:sz="0" w:space="0"/>
+                <w:left w:val="none" w:color="auto" w:sz="0" w:space="0"/>
+                <w:bottom w:val="none" w:color="auto" w:sz="0" w:space="0"/>
+                <w:right w:val="none" w:color="auto" w:sz="0" w:space="0"/>
+              </w:pBdr>
+              <w:shd w:val="clear" w:fill="F8F8F8"/>
+              <w:spacing w:before="0" w:beforeAutospacing="0" w:after="0" w:afterAutospacing="0"/>
+              <w:ind w:left="0" w:firstLine="0"/>
+              <w:jc w:val="left"/>
+              <w:rPr>
+                <w:rFonts w:hint="eastAsia"/>
+                <w:sz w:val="28"/>
+                <w:vertAlign w:val="baseline"/>
+              </w:rPr>
+            </w:pPr>
+            <w:r>
+              <w:rPr>
+                <w:rFonts w:hint="eastAsia"/>
+                <w:sz w:val="28"/>
+                <w:vertAlign w:val="baseline"/>
+              </w:rPr>
+              <w:t>LFS_START_SERVER = true</w:t>
+            </w:r>
+          </w:p>
+          <w:p>
+            <w:pPr>
+              <w:keepNext w:val="0"/>
+              <w:keepLines w:val="0"/>
+              <w:widowControl/>
+              <w:suppressLineNumbers w:val="0"/>
+              <w:pBdr>
+                <w:top w:val="none" w:color="auto" w:sz="0" w:space="0"/>
+                <w:left w:val="none" w:color="auto" w:sz="0" w:space="0"/>
+                <w:bottom w:val="none" w:color="auto" w:sz="0" w:space="0"/>
+                <w:right w:val="none" w:color="auto" w:sz="0" w:space="0"/>
+              </w:pBdr>
+              <w:shd w:val="clear" w:fill="F8F8F8"/>
+              <w:spacing w:before="0" w:beforeAutospacing="0" w:after="0" w:afterAutospacing="0"/>
+              <w:ind w:left="0" w:firstLine="0"/>
+              <w:jc w:val="left"/>
+              <w:rPr>
+                <w:rFonts w:hint="eastAsia"/>
+                <w:sz w:val="28"/>
+                <w:vertAlign w:val="baseline"/>
+              </w:rPr>
+            </w:pPr>
+            <w:r>
+              <w:rPr>
+                <w:rFonts w:hint="eastAsia"/>
+                <w:sz w:val="28"/>
+                <w:vertAlign w:val="baseline"/>
+              </w:rPr>
+              <w:t>OFFLINE_MODE = true</w:t>
+            </w:r>
+          </w:p>
+        </w:tc>
+      </w:tr>
+    </w:tbl>
+    <w:p>
+      <w:pPr>
+        <w:numPr>
+          <w:ilvl w:val="0"/>
+          <w:numId w:val="0"/>
+        </w:numPr>
+        <w:autoSpaceDE w:val="0"/>
+        <w:autoSpaceDN w:val="0"/>
+        <w:adjustRightInd w:val="0"/>
+        <w:spacing w:line="300" w:lineRule="auto"/>
+        <w:jc w:val="both"/>
+        <w:rPr>
+          <w:rFonts w:hint="default" w:eastAsia="黑体" w:cs="Times New Roman"/>
+          <w:b w:val="0"/>
+          <w:bCs/>
+          <w:kern w:val="0"/>
+          <w:sz w:val="24"/>
+          <w:szCs w:val="24"/>
+          <w:lang w:val="en-US" w:eastAsia="zh-CN"/>
+        </w:rPr>
+      </w:pPr>
+    </w:p>
+    <w:tbl>
+      <w:tblPr>
+        <w:tblStyle w:val="8"/>
+        <w:tblW w:w="0" w:type="auto"/>
+        <w:tblInd w:w="0" w:type="dxa"/>
+        <w:tblBorders>
+          <w:top w:val="single" w:color="auto" w:sz="4" w:space="0"/>
+          <w:left w:val="single" w:color="auto" w:sz="4" w:space="0"/>
+          <w:bottom w:val="single" w:color="auto" w:sz="4" w:space="0"/>
+          <w:right w:val="single" w:color="auto" w:sz="4" w:space="0"/>
+          <w:insideH w:val="single" w:color="auto" w:sz="4" w:space="0"/>
+          <w:insideV w:val="none" w:color="auto" w:sz="0" w:space="0"/>
+        </w:tblBorders>
+        <w:tblLayout w:type="autofit"/>
+        <w:tblCellMar>
+          <w:top w:w="0" w:type="dxa"/>
+          <w:left w:w="108" w:type="dxa"/>
+          <w:bottom w:w="0" w:type="dxa"/>
+          <w:right w:w="108" w:type="dxa"/>
+        </w:tblCellMar>
+      </w:tblPr>
+      <w:tblGrid>
+        <w:gridCol w:w="8522"/>
+      </w:tblGrid>
+      <w:tr>
+        <w:tblPrEx>
+          <w:tblBorders>
+            <w:top w:val="single" w:color="auto" w:sz="4" w:space="0"/>
+            <w:left w:val="single" w:color="auto" w:sz="4" w:space="0"/>
+            <w:bottom w:val="single" w:color="auto" w:sz="4" w:space="0"/>
+            <w:right w:val="single" w:color="auto" w:sz="4" w:space="0"/>
+            <w:insideH w:val="single" w:color="auto" w:sz="4" w:space="0"/>
+            <w:insideV w:val="none" w:color="auto" w:sz="0" w:space="0"/>
+          </w:tblBorders>
+        </w:tblPrEx>
+        <w:tc>
+          <w:tcPr>
+            <w:tcW w:w="8522" w:type="dxa"/>
+            <w:tcBorders>
+              <w:top w:val="single" w:color="auto" w:sz="8" w:space="0"/>
+              <w:left w:val="single" w:color="auto" w:sz="8" w:space="0"/>
+              <w:bottom w:val="single" w:color="auto" w:sz="8" w:space="0"/>
+              <w:right w:val="single" w:color="auto" w:sz="8" w:space="0"/>
+            </w:tcBorders>
+            <w:shd w:val="clear" w:color="auto" w:fill="D7D7D7" w:themeFill="background1" w:themeFillShade="D8"/>
+          </w:tcPr>
+          <w:p>
+            <w:pPr>
+              <w:keepNext w:val="0"/>
+              <w:keepLines w:val="0"/>
+              <w:pageBreakBefore w:val="0"/>
+              <w:widowControl w:val="0"/>
+              <w:kinsoku/>
+              <w:wordWrap/>
+              <w:overflowPunct/>
+              <w:topLinePunct w:val="0"/>
+              <w:autoSpaceDE/>
+              <w:autoSpaceDN/>
+              <w:bidi w:val="0"/>
+              <w:adjustRightInd/>
+              <w:snapToGrid/>
+              <w:spacing w:line="300" w:lineRule="auto"/>
+              <w:ind w:left="0" w:leftChars="0" w:firstLine="0" w:firstLineChars="0"/>
+              <w:textAlignment w:val="auto"/>
+              <w:rPr>
+                <w:rFonts w:hint="default" w:eastAsia="宋体"/>
+                <w:sz w:val="28"/>
+                <w:vertAlign w:val="baseline"/>
+                <w:lang w:val="en-US" w:eastAsia="zh-CN"/>
+              </w:rPr>
+            </w:pPr>
+            <w:r>
+              <w:rPr>
+                <w:rFonts w:hint="default" w:ascii="Times New Roman" w:hAnsi="Times New Roman" w:eastAsia="宋体" w:cs="Times New Roman"/>
+                <w:sz w:val="24"/>
+                <w:szCs w:val="24"/>
+                <w:vertAlign w:val="baseline"/>
+                <w:lang w:val="en-US" w:eastAsia="zh-CN"/>
+              </w:rPr>
+              <w:t>附录</w:t>
+            </w:r>
+            <w:r>
+              <w:rPr>
+                <w:rFonts w:hint="eastAsia" w:ascii="Times New Roman" w:hAnsi="Times New Roman" w:cs="Times New Roman"/>
+                <w:sz w:val="24"/>
+                <w:szCs w:val="24"/>
+                <w:vertAlign w:val="baseline"/>
+                <w:lang w:val="en-US" w:eastAsia="zh-CN"/>
+              </w:rPr>
+              <w:t>4：Gitea 初始化页面中的相关参数</w:t>
+            </w:r>
+          </w:p>
+        </w:tc>
+      </w:tr>
+      <w:tr>
+        <w:tblPrEx>
+          <w:tblBorders>
+            <w:top w:val="single" w:color="auto" w:sz="4" w:space="0"/>
+            <w:left w:val="single" w:color="auto" w:sz="4" w:space="0"/>
+            <w:bottom w:val="single" w:color="auto" w:sz="4" w:space="0"/>
+            <w:right w:val="single" w:color="auto" w:sz="4" w:space="0"/>
+            <w:insideH w:val="single" w:color="auto" w:sz="4" w:space="0"/>
+            <w:insideV w:val="none" w:color="auto" w:sz="0" w:space="0"/>
+          </w:tblBorders>
+          <w:tblCellMar>
+            <w:top w:w="0" w:type="dxa"/>
+            <w:left w:w="108" w:type="dxa"/>
+            <w:bottom w:w="0" w:type="dxa"/>
+            <w:right w:w="108" w:type="dxa"/>
+          </w:tblCellMar>
+        </w:tblPrEx>
+        <w:tc>
+          <w:tcPr>
+            <w:tcW w:w="8522" w:type="dxa"/>
+            <w:tcBorders>
+              <w:top w:val="single" w:color="auto" w:sz="8" w:space="0"/>
+              <w:left w:val="single" w:color="auto" w:sz="8" w:space="0"/>
+              <w:bottom w:val="single" w:color="auto" w:sz="8" w:space="0"/>
+              <w:right w:val="single" w:color="auto" w:sz="8" w:space="0"/>
+            </w:tcBorders>
+          </w:tcPr>
+          <w:p>
+            <w:pPr>
+              <w:keepNext w:val="0"/>
+              <w:keepLines w:val="0"/>
+              <w:widowControl/>
+              <w:suppressLineNumbers w:val="0"/>
+              <w:pBdr>
+                <w:top w:val="none" w:color="auto" w:sz="0" w:space="0"/>
+                <w:left w:val="none" w:color="auto" w:sz="0" w:space="0"/>
+                <w:bottom w:val="none" w:color="auto" w:sz="0" w:space="0"/>
+                <w:right w:val="none" w:color="auto" w:sz="0" w:space="0"/>
+              </w:pBdr>
+              <w:shd w:val="clear" w:fill="F8F8F8"/>
+              <w:spacing w:before="0" w:beforeAutospacing="0" w:after="0" w:afterAutospacing="0"/>
+              <w:ind w:left="0" w:firstLine="0"/>
+              <w:jc w:val="left"/>
+              <w:rPr>
+                <w:rFonts w:hint="eastAsia"/>
+                <w:sz w:val="28"/>
+                <w:vertAlign w:val="baseline"/>
+              </w:rPr>
+            </w:pPr>
+            <w:r>
+              <w:rPr>
+                <w:rFonts w:hint="eastAsia"/>
+                <w:sz w:val="28"/>
+                <w:vertAlign w:val="baseline"/>
+              </w:rPr>
+              <w:t>Database Type: SQLite3</w:t>
+            </w:r>
+          </w:p>
+          <w:p>
+            <w:pPr>
+              <w:keepNext w:val="0"/>
+              <w:keepLines w:val="0"/>
+              <w:widowControl/>
+              <w:suppressLineNumbers w:val="0"/>
+              <w:pBdr>
+                <w:top w:val="none" w:color="auto" w:sz="0" w:space="0"/>
+                <w:left w:val="none" w:color="auto" w:sz="0" w:space="0"/>
+                <w:bottom w:val="none" w:color="auto" w:sz="0" w:space="0"/>
+                <w:right w:val="none" w:color="auto" w:sz="0" w:space="0"/>
+              </w:pBdr>
+              <w:shd w:val="clear" w:fill="F8F8F8"/>
+              <w:spacing w:before="0" w:beforeAutospacing="0" w:after="0" w:afterAutospacing="0"/>
+              <w:ind w:left="0" w:firstLine="0"/>
+              <w:jc w:val="left"/>
+              <w:rPr>
+                <w:rFonts w:hint="eastAsia"/>
+                <w:sz w:val="28"/>
+                <w:vertAlign w:val="baseline"/>
+              </w:rPr>
+            </w:pPr>
+            <w:r>
+              <w:rPr>
+                <w:rFonts w:hint="eastAsia"/>
+                <w:sz w:val="28"/>
+                <w:vertAlign w:val="baseline"/>
+              </w:rPr>
+              <w:t>Path: /data/gitea/gitea.db</w:t>
+            </w:r>
+          </w:p>
+          <w:p>
+            <w:pPr>
+              <w:keepNext w:val="0"/>
+              <w:keepLines w:val="0"/>
+              <w:widowControl/>
+              <w:suppressLineNumbers w:val="0"/>
+              <w:pBdr>
+                <w:top w:val="none" w:color="auto" w:sz="0" w:space="0"/>
+                <w:left w:val="none" w:color="auto" w:sz="0" w:space="0"/>
+                <w:bottom w:val="none" w:color="auto" w:sz="0" w:space="0"/>
+                <w:right w:val="none" w:color="auto" w:sz="0" w:space="0"/>
+              </w:pBdr>
+              <w:shd w:val="clear" w:fill="F8F8F8"/>
+              <w:spacing w:before="0" w:beforeAutospacing="0" w:after="0" w:afterAutospacing="0"/>
+              <w:ind w:left="0" w:firstLine="0"/>
+              <w:jc w:val="left"/>
+              <w:rPr>
+                <w:rFonts w:hint="eastAsia"/>
+                <w:sz w:val="28"/>
+                <w:vertAlign w:val="baseline"/>
+              </w:rPr>
+            </w:pPr>
+            <w:r>
+              <w:rPr>
+                <w:rFonts w:hint="eastAsia"/>
+                <w:sz w:val="28"/>
+                <w:vertAlign w:val="baseline"/>
+              </w:rPr>
+              <w:t>Site Title: Weijie Xu Gitea Lab</w:t>
+            </w:r>
+          </w:p>
+          <w:p>
+            <w:pPr>
+              <w:keepNext w:val="0"/>
+              <w:keepLines w:val="0"/>
+              <w:widowControl/>
+              <w:suppressLineNumbers w:val="0"/>
+              <w:pBdr>
+                <w:top w:val="none" w:color="auto" w:sz="0" w:space="0"/>
+                <w:left w:val="none" w:color="auto" w:sz="0" w:space="0"/>
+                <w:bottom w:val="none" w:color="auto" w:sz="0" w:space="0"/>
+                <w:right w:val="none" w:color="auto" w:sz="0" w:space="0"/>
+              </w:pBdr>
+              <w:shd w:val="clear" w:fill="F8F8F8"/>
+              <w:spacing w:before="0" w:beforeAutospacing="0" w:after="0" w:afterAutospacing="0"/>
+              <w:ind w:left="0" w:firstLine="0"/>
+              <w:jc w:val="left"/>
+              <w:rPr>
+                <w:rFonts w:hint="eastAsia"/>
+                <w:sz w:val="28"/>
+                <w:vertAlign w:val="baseline"/>
+              </w:rPr>
+            </w:pPr>
+            <w:r>
+              <w:rPr>
+                <w:rFonts w:hint="eastAsia"/>
+                <w:sz w:val="28"/>
+                <w:vertAlign w:val="baseline"/>
+              </w:rPr>
+              <w:t>Repository Root Path: /data/git/repositories</w:t>
+            </w:r>
+          </w:p>
+          <w:p>
+            <w:pPr>
+              <w:keepNext w:val="0"/>
+              <w:keepLines w:val="0"/>
+              <w:widowControl/>
+              <w:suppressLineNumbers w:val="0"/>
+              <w:pBdr>
+                <w:top w:val="none" w:color="auto" w:sz="0" w:space="0"/>
+                <w:left w:val="none" w:color="auto" w:sz="0" w:space="0"/>
+                <w:bottom w:val="none" w:color="auto" w:sz="0" w:space="0"/>
+                <w:right w:val="none" w:color="auto" w:sz="0" w:space="0"/>
+              </w:pBdr>
+              <w:shd w:val="clear" w:fill="F8F8F8"/>
+              <w:spacing w:before="0" w:beforeAutospacing="0" w:after="0" w:afterAutospacing="0"/>
+              <w:ind w:left="0" w:firstLine="0"/>
+              <w:jc w:val="left"/>
+              <w:rPr>
+                <w:rFonts w:hint="eastAsia"/>
+                <w:sz w:val="28"/>
+                <w:vertAlign w:val="baseline"/>
+              </w:rPr>
+            </w:pPr>
+            <w:r>
+              <w:rPr>
+                <w:rFonts w:hint="eastAsia"/>
+                <w:sz w:val="28"/>
+                <w:vertAlign w:val="baseline"/>
+              </w:rPr>
+              <w:t>Git LFS Root Path: /data/git/lfs</w:t>
+            </w:r>
+          </w:p>
+          <w:p>
+            <w:pPr>
+              <w:keepNext w:val="0"/>
+              <w:keepLines w:val="0"/>
+              <w:widowControl/>
+              <w:suppressLineNumbers w:val="0"/>
+              <w:pBdr>
+                <w:top w:val="none" w:color="auto" w:sz="0" w:space="0"/>
+                <w:left w:val="none" w:color="auto" w:sz="0" w:space="0"/>
+                <w:bottom w:val="none" w:color="auto" w:sz="0" w:space="0"/>
+                <w:right w:val="none" w:color="auto" w:sz="0" w:space="0"/>
+              </w:pBdr>
+              <w:shd w:val="clear" w:fill="F8F8F8"/>
+              <w:spacing w:before="0" w:beforeAutospacing="0" w:after="0" w:afterAutospacing="0"/>
+              <w:ind w:left="0" w:firstLine="0"/>
+              <w:jc w:val="left"/>
+              <w:rPr>
+                <w:rFonts w:hint="eastAsia"/>
+                <w:sz w:val="28"/>
+                <w:vertAlign w:val="baseline"/>
+              </w:rPr>
+            </w:pPr>
+            <w:r>
+              <w:rPr>
+                <w:rFonts w:hint="eastAsia"/>
+                <w:sz w:val="28"/>
+                <w:vertAlign w:val="baseline"/>
+              </w:rPr>
+              <w:t>Run As Username: git</w:t>
+            </w:r>
+          </w:p>
+          <w:p>
+            <w:pPr>
+              <w:keepNext w:val="0"/>
+              <w:keepLines w:val="0"/>
+              <w:widowControl/>
+              <w:suppressLineNumbers w:val="0"/>
+              <w:pBdr>
+                <w:top w:val="none" w:color="auto" w:sz="0" w:space="0"/>
+                <w:left w:val="none" w:color="auto" w:sz="0" w:space="0"/>
+                <w:bottom w:val="none" w:color="auto" w:sz="0" w:space="0"/>
+                <w:right w:val="none" w:color="auto" w:sz="0" w:space="0"/>
+              </w:pBdr>
+              <w:shd w:val="clear" w:fill="F8F8F8"/>
+              <w:spacing w:before="0" w:beforeAutospacing="0" w:after="0" w:afterAutospacing="0"/>
+              <w:ind w:left="0" w:firstLine="0"/>
+              <w:jc w:val="left"/>
+              <w:rPr>
+                <w:rFonts w:hint="eastAsia"/>
+                <w:sz w:val="28"/>
+                <w:vertAlign w:val="baseline"/>
+              </w:rPr>
+            </w:pPr>
+            <w:r>
+              <w:rPr>
+                <w:rFonts w:hint="eastAsia"/>
+                <w:sz w:val="28"/>
+                <w:vertAlign w:val="baseline"/>
+              </w:rPr>
+              <w:t>Server Domain: localhost</w:t>
+            </w:r>
+          </w:p>
+          <w:p>
+            <w:pPr>
+              <w:keepNext w:val="0"/>
+              <w:keepLines w:val="0"/>
+              <w:widowControl/>
+              <w:suppressLineNumbers w:val="0"/>
+              <w:pBdr>
+                <w:top w:val="none" w:color="auto" w:sz="0" w:space="0"/>
+                <w:left w:val="none" w:color="auto" w:sz="0" w:space="0"/>
+                <w:bottom w:val="none" w:color="auto" w:sz="0" w:space="0"/>
+                <w:right w:val="none" w:color="auto" w:sz="0" w:space="0"/>
+              </w:pBdr>
+              <w:shd w:val="clear" w:fill="F8F8F8"/>
+              <w:spacing w:before="0" w:beforeAutospacing="0" w:after="0" w:afterAutospacing="0"/>
+              <w:ind w:left="0" w:firstLine="0"/>
+              <w:jc w:val="left"/>
+              <w:rPr>
+                <w:rFonts w:hint="eastAsia"/>
+                <w:sz w:val="28"/>
+                <w:vertAlign w:val="baseline"/>
+              </w:rPr>
+            </w:pPr>
+            <w:r>
+              <w:rPr>
+                <w:rFonts w:hint="eastAsia"/>
+                <w:sz w:val="28"/>
+                <w:vertAlign w:val="baseline"/>
+              </w:rPr>
+              <w:t>SSH Server Port: 2222</w:t>
+            </w:r>
+          </w:p>
+        </w:tc>
+      </w:tr>
+    </w:tbl>
+    <w:p>
+      <w:pPr>
+        <w:numPr>
+          <w:ilvl w:val="0"/>
+          <w:numId w:val="0"/>
+        </w:numPr>
+        <w:autoSpaceDE w:val="0"/>
+        <w:autoSpaceDN w:val="0"/>
+        <w:adjustRightInd w:val="0"/>
+        <w:spacing w:line="300" w:lineRule="auto"/>
+        <w:jc w:val="both"/>
+        <w:rPr>
+          <w:rFonts w:hint="default" w:eastAsia="黑体" w:cs="Times New Roman"/>
+          <w:b w:val="0"/>
+          <w:bCs/>
+          <w:kern w:val="0"/>
+          <w:sz w:val="24"/>
+          <w:szCs w:val="24"/>
+          <w:lang w:val="en-US" w:eastAsia="zh-CN"/>
+        </w:rPr>
+      </w:pPr>
+    </w:p>
+    <w:tbl>
+      <w:tblPr>
+        <w:tblStyle w:val="8"/>
+        <w:tblW w:w="0" w:type="auto"/>
+        <w:tblInd w:w="0" w:type="dxa"/>
+        <w:tblBorders>
+          <w:top w:val="single" w:color="auto" w:sz="4" w:space="0"/>
+          <w:left w:val="single" w:color="auto" w:sz="4" w:space="0"/>
+          <w:bottom w:val="single" w:color="auto" w:sz="4" w:space="0"/>
+          <w:right w:val="single" w:color="auto" w:sz="4" w:space="0"/>
+          <w:insideH w:val="single" w:color="auto" w:sz="4" w:space="0"/>
+          <w:insideV w:val="none" w:color="auto" w:sz="0" w:space="0"/>
+        </w:tblBorders>
+        <w:tblLayout w:type="autofit"/>
+        <w:tblCellMar>
+          <w:top w:w="0" w:type="dxa"/>
+          <w:left w:w="108" w:type="dxa"/>
+          <w:bottom w:w="0" w:type="dxa"/>
+          <w:right w:w="108" w:type="dxa"/>
+        </w:tblCellMar>
+      </w:tblPr>
+      <w:tblGrid>
+        <w:gridCol w:w="8522"/>
+      </w:tblGrid>
+      <w:tr>
+        <w:tblPrEx>
+          <w:tblBorders>
+            <w:top w:val="single" w:color="auto" w:sz="4" w:space="0"/>
+            <w:left w:val="single" w:color="auto" w:sz="4" w:space="0"/>
+            <w:bottom w:val="single" w:color="auto" w:sz="4" w:space="0"/>
+            <w:right w:val="single" w:color="auto" w:sz="4" w:space="0"/>
+            <w:insideH w:val="single" w:color="auto" w:sz="4" w:space="0"/>
+            <w:insideV w:val="none" w:color="auto" w:sz="0" w:space="0"/>
+          </w:tblBorders>
+          <w:tblCellMar>
+            <w:top w:w="0" w:type="dxa"/>
+            <w:left w:w="108" w:type="dxa"/>
+            <w:bottom w:w="0" w:type="dxa"/>
+            <w:right w:w="108" w:type="dxa"/>
+          </w:tblCellMar>
+        </w:tblPrEx>
+        <w:tc>
+          <w:tcPr>
+            <w:tcW w:w="8522" w:type="dxa"/>
+            <w:tcBorders>
+              <w:top w:val="single" w:color="auto" w:sz="8" w:space="0"/>
+              <w:left w:val="single" w:color="auto" w:sz="8" w:space="0"/>
+              <w:bottom w:val="single" w:color="auto" w:sz="8" w:space="0"/>
+              <w:right w:val="single" w:color="auto" w:sz="8" w:space="0"/>
+            </w:tcBorders>
+            <w:shd w:val="clear" w:color="auto" w:fill="D7D7D7" w:themeFill="background1" w:themeFillShade="D8"/>
+          </w:tcPr>
+          <w:p>
+            <w:pPr>
+              <w:keepNext w:val="0"/>
+              <w:keepLines w:val="0"/>
+              <w:pageBreakBefore w:val="0"/>
+              <w:widowControl w:val="0"/>
+              <w:kinsoku/>
+              <w:wordWrap/>
+              <w:overflowPunct/>
+              <w:topLinePunct w:val="0"/>
+              <w:autoSpaceDE/>
+              <w:autoSpaceDN/>
+              <w:bidi w:val="0"/>
+              <w:adjustRightInd/>
+              <w:snapToGrid/>
+              <w:spacing w:line="300" w:lineRule="auto"/>
+              <w:ind w:left="0" w:leftChars="0" w:firstLine="0" w:firstLineChars="0"/>
+              <w:textAlignment w:val="auto"/>
+              <w:rPr>
+                <w:rFonts w:hint="default" w:eastAsia="宋体"/>
+                <w:sz w:val="28"/>
+                <w:vertAlign w:val="baseline"/>
+                <w:lang w:val="en-US" w:eastAsia="zh-CN"/>
+              </w:rPr>
+            </w:pPr>
+            <w:r>
+              <w:rPr>
+                <w:rFonts w:hint="default" w:ascii="Times New Roman" w:hAnsi="Times New Roman" w:eastAsia="宋体" w:cs="Times New Roman"/>
+                <w:sz w:val="24"/>
+                <w:szCs w:val="24"/>
+                <w:vertAlign w:val="baseline"/>
+                <w:lang w:val="en-US" w:eastAsia="zh-CN"/>
+              </w:rPr>
+              <w:t>附录</w:t>
+            </w:r>
+            <w:r>
+              <w:rPr>
+                <w:rFonts w:hint="eastAsia" w:ascii="Times New Roman" w:hAnsi="Times New Roman" w:cs="Times New Roman"/>
+                <w:sz w:val="24"/>
+                <w:szCs w:val="24"/>
+                <w:vertAlign w:val="baseline"/>
+                <w:lang w:val="en-US" w:eastAsia="zh-CN"/>
+              </w:rPr>
+              <w:t>5：Git LFS 初始化与追踪命令</w:t>
+            </w:r>
+          </w:p>
+        </w:tc>
+      </w:tr>
+      <w:tr>
+        <w:tblPrEx>
+          <w:tblBorders>
+            <w:top w:val="single" w:color="auto" w:sz="4" w:space="0"/>
+            <w:left w:val="single" w:color="auto" w:sz="4" w:space="0"/>
+            <w:bottom w:val="single" w:color="auto" w:sz="4" w:space="0"/>
+            <w:right w:val="single" w:color="auto" w:sz="4" w:space="0"/>
+            <w:insideH w:val="single" w:color="auto" w:sz="4" w:space="0"/>
+            <w:insideV w:val="none" w:color="auto" w:sz="0" w:space="0"/>
+          </w:tblBorders>
+          <w:tblCellMar>
+            <w:top w:w="0" w:type="dxa"/>
+            <w:left w:w="108" w:type="dxa"/>
+            <w:bottom w:w="0" w:type="dxa"/>
+            <w:right w:w="108" w:type="dxa"/>
+          </w:tblCellMar>
+        </w:tblPrEx>
+        <w:tc>
+          <w:tcPr>
+            <w:tcW w:w="8522" w:type="dxa"/>
+            <w:tcBorders>
+              <w:top w:val="single" w:color="auto" w:sz="8" w:space="0"/>
+              <w:left w:val="single" w:color="auto" w:sz="8" w:space="0"/>
+              <w:bottom w:val="single" w:color="auto" w:sz="8" w:space="0"/>
+              <w:right w:val="single" w:color="auto" w:sz="8" w:space="0"/>
+            </w:tcBorders>
+          </w:tcPr>
+          <w:p>
+            <w:pPr>
+              <w:keepNext w:val="0"/>
+              <w:keepLines w:val="0"/>
+              <w:widowControl/>
+              <w:suppressLineNumbers w:val="0"/>
+              <w:pBdr>
+                <w:top w:val="none" w:color="auto" w:sz="0" w:space="0"/>
+                <w:left w:val="none" w:color="auto" w:sz="0" w:space="0"/>
+                <w:bottom w:val="none" w:color="auto" w:sz="0" w:space="0"/>
+                <w:right w:val="none" w:color="auto" w:sz="0" w:space="0"/>
+              </w:pBdr>
+              <w:shd w:val="clear" w:fill="F8F8F8"/>
+              <w:spacing w:before="0" w:beforeAutospacing="0" w:after="0" w:afterAutospacing="0"/>
+              <w:ind w:left="0" w:firstLine="0"/>
+              <w:jc w:val="left"/>
+              <w:rPr>
+                <w:rFonts w:hint="eastAsia"/>
+                <w:sz w:val="28"/>
+                <w:vertAlign w:val="baseline"/>
+              </w:rPr>
+            </w:pPr>
+            <w:r>
+              <w:rPr>
+                <w:rFonts w:hint="eastAsia"/>
+                <w:sz w:val="28"/>
+                <w:vertAlign w:val="baseline"/>
+              </w:rPr>
+              <w:t>git lfs install</w:t>
+            </w:r>
+          </w:p>
+          <w:p>
+            <w:pPr>
+              <w:keepNext w:val="0"/>
+              <w:keepLines w:val="0"/>
+              <w:widowControl/>
+              <w:suppressLineNumbers w:val="0"/>
+              <w:pBdr>
+                <w:top w:val="none" w:color="auto" w:sz="0" w:space="0"/>
+                <w:left w:val="none" w:color="auto" w:sz="0" w:space="0"/>
+                <w:bottom w:val="none" w:color="auto" w:sz="0" w:space="0"/>
+                <w:right w:val="none" w:color="auto" w:sz="0" w:space="0"/>
+              </w:pBdr>
+              <w:shd w:val="clear" w:fill="F8F8F8"/>
+              <w:spacing w:before="0" w:beforeAutospacing="0" w:after="0" w:afterAutospacing="0"/>
+              <w:ind w:left="0" w:firstLine="0"/>
+              <w:jc w:val="left"/>
+              <w:rPr>
+                <w:rFonts w:hint="eastAsia"/>
+                <w:sz w:val="28"/>
+                <w:vertAlign w:val="baseline"/>
+              </w:rPr>
+            </w:pPr>
+            <w:r>
+              <w:rPr>
+                <w:rFonts w:hint="eastAsia"/>
+                <w:sz w:val="28"/>
+                <w:vertAlign w:val="baseline"/>
+              </w:rPr>
+              <w:t>git lfs track "*.largefile"</w:t>
+            </w:r>
+          </w:p>
+          <w:p>
+            <w:pPr>
+              <w:keepNext w:val="0"/>
+              <w:keepLines w:val="0"/>
+              <w:widowControl/>
+              <w:suppressLineNumbers w:val="0"/>
+              <w:pBdr>
+                <w:top w:val="none" w:color="auto" w:sz="0" w:space="0"/>
+                <w:left w:val="none" w:color="auto" w:sz="0" w:space="0"/>
+                <w:bottom w:val="none" w:color="auto" w:sz="0" w:space="0"/>
+                <w:right w:val="none" w:color="auto" w:sz="0" w:space="0"/>
+              </w:pBdr>
+              <w:shd w:val="clear" w:fill="F8F8F8"/>
+              <w:spacing w:before="0" w:beforeAutospacing="0" w:after="0" w:afterAutospacing="0"/>
+              <w:ind w:left="0" w:firstLine="0"/>
+              <w:jc w:val="left"/>
+              <w:rPr>
+                <w:rFonts w:hint="eastAsia"/>
+                <w:sz w:val="28"/>
+                <w:vertAlign w:val="baseline"/>
+              </w:rPr>
+            </w:pPr>
+            <w:r>
+              <w:rPr>
+                <w:rFonts w:hint="eastAsia"/>
+                <w:sz w:val="28"/>
+                <w:vertAlign w:val="baseline"/>
+              </w:rPr>
+              <w:t>dd if=/dev/zero of=test.largefile bs=1M count=1200</w:t>
+            </w:r>
+          </w:p>
+          <w:p>
+            <w:pPr>
+              <w:keepNext w:val="0"/>
+              <w:keepLines w:val="0"/>
+              <w:widowControl/>
+              <w:suppressLineNumbers w:val="0"/>
+              <w:pBdr>
+                <w:top w:val="none" w:color="auto" w:sz="0" w:space="0"/>
+                <w:left w:val="none" w:color="auto" w:sz="0" w:space="0"/>
+                <w:bottom w:val="none" w:color="auto" w:sz="0" w:space="0"/>
+                <w:right w:val="none" w:color="auto" w:sz="0" w:space="0"/>
+              </w:pBdr>
+              <w:shd w:val="clear" w:fill="F8F8F8"/>
+              <w:spacing w:before="0" w:beforeAutospacing="0" w:after="0" w:afterAutospacing="0"/>
+              <w:ind w:left="0" w:firstLine="0"/>
+              <w:jc w:val="left"/>
+              <w:rPr>
+                <w:rFonts w:hint="eastAsia"/>
+                <w:sz w:val="28"/>
+                <w:vertAlign w:val="baseline"/>
+              </w:rPr>
+            </w:pPr>
+            <w:r>
+              <w:rPr>
+                <w:rFonts w:hint="eastAsia"/>
+                <w:sz w:val="28"/>
+                <w:vertAlign w:val="baseline"/>
+              </w:rPr>
+              <w:t>git push origin main</w:t>
+            </w:r>
+          </w:p>
+        </w:tc>
+      </w:tr>
+    </w:tbl>
+    <w:p>
+      <w:pPr>
+        <w:numPr>
+          <w:ilvl w:val="0"/>
+          <w:numId w:val="0"/>
+        </w:numPr>
+        <w:autoSpaceDE w:val="0"/>
+        <w:autoSpaceDN w:val="0"/>
+        <w:adjustRightInd w:val="0"/>
+        <w:spacing w:line="300" w:lineRule="auto"/>
+        <w:jc w:val="both"/>
+        <w:rPr>
+          <w:rFonts w:hint="default" w:eastAsia="黑体" w:cs="Times New Roman"/>
+          <w:b w:val="0"/>
+          <w:bCs/>
+          <w:kern w:val="0"/>
+          <w:sz w:val="24"/>
+          <w:szCs w:val="24"/>
+          <w:lang w:val="en-US" w:eastAsia="zh-CN"/>
+        </w:rPr>
+      </w:pPr>
     </w:p>
     <w:sectPr>
       <w:pgSz w:w="11906" w:h="16838"/>
@@ -2193,7 +4450,7 @@
     <w:lsdException w:unhideWhenUsed="0" w:uiPriority="0" w:semiHidden="0" w:name="Normal Indent"/>
     <w:lsdException w:unhideWhenUsed="0" w:uiPriority="0" w:semiHidden="0" w:name="footnote text"/>
     <w:lsdException w:unhideWhenUsed="0" w:uiPriority="0" w:semiHidden="0" w:name="annotation text"/>
-    <w:lsdException w:unhideWhenUsed="0" w:uiPriority="0" w:semiHidden="0" w:name="header"/>
+    <w:lsdException w:qFormat="1" w:unhideWhenUsed="0" w:uiPriority="0" w:semiHidden="0" w:name="header"/>
     <w:lsdException w:qFormat="1" w:unhideWhenUsed="0" w:uiPriority="0" w:semiHidden="0" w:name="footer"/>
     <w:lsdException w:unhideWhenUsed="0" w:uiPriority="0" w:semiHidden="0" w:name="index heading"/>
     <w:lsdException w:qFormat="1" w:uiPriority="0" w:name="caption"/>
@@ -2227,7 +4484,7 @@
     <w:lsdException w:qFormat="1" w:unhideWhenUsed="0" w:uiPriority="0" w:semiHidden="0" w:name="Title"/>
     <w:lsdException w:unhideWhenUsed="0" w:uiPriority="0" w:semiHidden="0" w:name="Closing"/>
     <w:lsdException w:unhideWhenUsed="0" w:uiPriority="0" w:semiHidden="0" w:name="Signature"/>
-    <w:lsdException w:uiPriority="1" w:semiHidden="0" w:name="Default Paragraph Font"/>
+    <w:lsdException w:qFormat="1" w:uiPriority="1" w:semiHidden="0" w:name="Default Paragraph Font"/>
     <w:lsdException w:unhideWhenUsed="0" w:uiPriority="0" w:semiHidden="0" w:name="Body Text"/>
     <w:lsdException w:unhideWhenUsed="0" w:uiPriority="0" w:semiHidden="0" w:name="Body Text Indent"/>
     <w:lsdException w:unhideWhenUsed="0" w:uiPriority="0" w:semiHidden="0" w:name="List Continue"/>
@@ -2258,14 +4515,14 @@
     <w:lsdException w:unhideWhenUsed="0" w:uiPriority="0" w:semiHidden="0" w:name="HTML Acronym"/>
     <w:lsdException w:unhideWhenUsed="0" w:uiPriority="0" w:semiHidden="0" w:name="HTML Address"/>
     <w:lsdException w:unhideWhenUsed="0" w:uiPriority="0" w:semiHidden="0" w:name="HTML Cite"/>
-    <w:lsdException w:unhideWhenUsed="0" w:uiPriority="0" w:semiHidden="0" w:name="HTML Code"/>
+    <w:lsdException w:qFormat="1" w:unhideWhenUsed="0" w:uiPriority="0" w:semiHidden="0" w:name="HTML Code"/>
     <w:lsdException w:unhideWhenUsed="0" w:uiPriority="0" w:semiHidden="0" w:name="HTML Definition"/>
     <w:lsdException w:unhideWhenUsed="0" w:uiPriority="0" w:semiHidden="0" w:name="HTML Keyboard"/>
     <w:lsdException w:qFormat="1" w:unhideWhenUsed="0" w:uiPriority="0" w:semiHidden="0" w:name="HTML Preformatted"/>
     <w:lsdException w:unhideWhenUsed="0" w:uiPriority="0" w:semiHidden="0" w:name="HTML Sample"/>
     <w:lsdException w:unhideWhenUsed="0" w:uiPriority="0" w:semiHidden="0" w:name="HTML Typewriter"/>
     <w:lsdException w:unhideWhenUsed="0" w:uiPriority="0" w:semiHidden="0" w:name="HTML Variable"/>
-    <w:lsdException w:uiPriority="99" w:name="Normal Table"/>
+    <w:lsdException w:qFormat="1" w:uiPriority="99" w:name="Normal Table"/>
     <w:lsdException w:unhideWhenUsed="0" w:uiPriority="0" w:semiHidden="0" w:name="annotation subject"/>
     <w:lsdException w:uiPriority="0" w:name="Table Simple 1"/>
     <w:lsdException w:uiPriority="0" w:name="Table Simple 2"/>
@@ -2309,8 +4566,8 @@
     <w:lsdException w:uiPriority="0" w:name="Table Web 1"/>
     <w:lsdException w:uiPriority="0" w:name="Table Web 2"/>
     <w:lsdException w:uiPriority="0" w:name="Table Web 3"/>
-    <w:lsdException w:unhideWhenUsed="0" w:uiPriority="0" w:semiHidden="0" w:name="Balloon Text"/>
-    <w:lsdException w:unhideWhenUsed="0" w:uiPriority="0" w:semiHidden="0" w:name="Table Grid"/>
+    <w:lsdException w:qFormat="1" w:unhideWhenUsed="0" w:uiPriority="0" w:semiHidden="0" w:name="Balloon Text"/>
+    <w:lsdException w:qFormat="1" w:unhideWhenUsed="0" w:uiPriority="39" w:semiHidden="0" w:name="Table Grid"/>
     <w:lsdException w:uiPriority="0" w:name="Table Theme"/>
     <w:lsdException w:unhideWhenUsed="0" w:uiPriority="60" w:semiHidden="0" w:name="Light Shading"/>
     <w:lsdException w:unhideWhenUsed="0" w:uiPriority="61" w:semiHidden="0" w:name="Light List"/>
@@ -2428,15 +4685,17 @@
       <w:lang w:val="en-US" w:eastAsia="zh-CN" w:bidi="ar-SA"/>
     </w:rPr>
   </w:style>
-  <w:style w:type="character" w:default="1" w:styleId="8">
+  <w:style w:type="character" w:default="1" w:styleId="9">
     <w:name w:val="Default Paragraph Font"/>
     <w:unhideWhenUsed/>
+    <w:qFormat/>
     <w:uiPriority w:val="1"/>
   </w:style>
   <w:style w:type="table" w:default="1" w:styleId="7">
     <w:name w:val="Normal Table"/>
     <w:semiHidden/>
     <w:unhideWhenUsed/>
+    <w:qFormat/>
     <w:uiPriority w:val="99"/>
     <w:tblPr>
       <w:tblCellMar>
@@ -2450,7 +4709,8 @@
   <w:style w:type="paragraph" w:styleId="2">
     <w:name w:val="Balloon Text"/>
     <w:basedOn w:val="1"/>
-    <w:link w:val="18"/>
+    <w:link w:val="20"/>
+    <w:qFormat/>
     <w:uiPriority w:val="0"/>
     <w:rPr>
       <w:sz w:val="18"/>
@@ -2460,7 +4720,7 @@
   <w:style w:type="paragraph" w:styleId="3">
     <w:name w:val="footer"/>
     <w:basedOn w:val="1"/>
-    <w:link w:val="14"/>
+    <w:link w:val="16"/>
     <w:qFormat/>
     <w:uiPriority w:val="0"/>
     <w:pPr>
@@ -2479,7 +4739,8 @@
   <w:style w:type="paragraph" w:styleId="4">
     <w:name w:val="header"/>
     <w:basedOn w:val="1"/>
-    <w:link w:val="13"/>
+    <w:link w:val="15"/>
+    <w:qFormat/>
     <w:uiPriority w:val="0"/>
     <w:pPr>
       <w:pBdr>
@@ -2545,9 +4806,34 @@
       <w:lang w:val="en-US" w:eastAsia="zh-CN" w:bidi="ar"/>
     </w:rPr>
   </w:style>
-  <w:style w:type="character" w:styleId="9">
+  <w:style w:type="table" w:styleId="8">
+    <w:name w:val="Table Grid"/>
+    <w:basedOn w:val="7"/>
+    <w:qFormat/>
+    <w:uiPriority w:val="39"/>
+    <w:tblPr>
+      <w:tblBorders>
+        <w:top w:val="single" w:color="auto" w:sz="4" w:space="0"/>
+        <w:left w:val="single" w:color="auto" w:sz="4" w:space="0"/>
+        <w:bottom w:val="single" w:color="auto" w:sz="4" w:space="0"/>
+        <w:right w:val="single" w:color="auto" w:sz="4" w:space="0"/>
+        <w:insideH w:val="single" w:color="auto" w:sz="4" w:space="0"/>
+        <w:insideV w:val="single" w:color="auto" w:sz="4" w:space="0"/>
+      </w:tblBorders>
+    </w:tblPr>
+  </w:style>
+  <w:style w:type="character" w:styleId="10">
+    <w:name w:val="Strong"/>
+    <w:basedOn w:val="9"/>
+    <w:qFormat/>
+    <w:uiPriority w:val="0"/>
+    <w:rPr>
+      <w:b/>
+    </w:rPr>
+  </w:style>
+  <w:style w:type="character" w:styleId="11">
     <w:name w:val="FollowedHyperlink"/>
-    <w:basedOn w:val="8"/>
+    <w:basedOn w:val="9"/>
     <w:qFormat/>
     <w:uiPriority w:val="0"/>
     <w:rPr>
@@ -2560,18 +4846,18 @@
       </w14:textFill>
     </w:rPr>
   </w:style>
-  <w:style w:type="character" w:styleId="10">
+  <w:style w:type="character" w:styleId="12">
     <w:name w:val="Emphasis"/>
-    <w:basedOn w:val="8"/>
+    <w:basedOn w:val="9"/>
     <w:qFormat/>
     <w:uiPriority w:val="0"/>
     <w:rPr>
       <w:i/>
     </w:rPr>
   </w:style>
-  <w:style w:type="character" w:styleId="11">
+  <w:style w:type="character" w:styleId="13">
     <w:name w:val="Hyperlink"/>
-    <w:basedOn w:val="8"/>
+    <w:basedOn w:val="9"/>
     <w:qFormat/>
     <w:uiPriority w:val="0"/>
     <w:rPr>
@@ -2584,18 +4870,19 @@
       </w14:textFill>
     </w:rPr>
   </w:style>
-  <w:style w:type="character" w:styleId="12">
+  <w:style w:type="character" w:styleId="14">
     <w:name w:val="HTML Code"/>
-    <w:basedOn w:val="8"/>
+    <w:basedOn w:val="9"/>
+    <w:qFormat/>
     <w:uiPriority w:val="0"/>
     <w:rPr>
       <w:rFonts w:ascii="Courier New" w:hAnsi="Courier New"/>
       <w:sz w:val="20"/>
     </w:rPr>
   </w:style>
-  <w:style w:type="character" w:customStyle="1" w:styleId="13">
+  <w:style w:type="character" w:customStyle="1" w:styleId="15">
     <w:name w:val="页眉 字符"/>
-    <w:basedOn w:val="8"/>
+    <w:basedOn w:val="9"/>
     <w:link w:val="4"/>
     <w:qFormat/>
     <w:uiPriority w:val="0"/>
@@ -2605,9 +4892,9 @@
       <w:szCs w:val="18"/>
     </w:rPr>
   </w:style>
-  <w:style w:type="character" w:customStyle="1" w:styleId="14">
+  <w:style w:type="character" w:customStyle="1" w:styleId="16">
     <w:name w:val="页脚 字符"/>
-    <w:basedOn w:val="8"/>
+    <w:basedOn w:val="9"/>
     <w:link w:val="3"/>
     <w:qFormat/>
     <w:uiPriority w:val="0"/>
@@ -2617,7 +4904,7 @@
       <w:szCs w:val="18"/>
     </w:rPr>
   </w:style>
-  <w:style w:type="paragraph" w:customStyle="1" w:styleId="15">
+  <w:style w:type="paragraph" w:customStyle="1" w:styleId="17">
     <w:name w:val="reader-word-layer reader-word-s1-21"/>
     <w:basedOn w:val="1"/>
     <w:qFormat/>
@@ -2633,7 +4920,7 @@
       <w:sz w:val="24"/>
     </w:rPr>
   </w:style>
-  <w:style w:type="paragraph" w:customStyle="1" w:styleId="16">
+  <w:style w:type="paragraph" w:customStyle="1" w:styleId="18">
     <w:name w:val="reader-word-layer reader-word-s1-30"/>
     <w:basedOn w:val="1"/>
     <w:qFormat/>
@@ -2649,7 +4936,7 @@
       <w:sz w:val="24"/>
     </w:rPr>
   </w:style>
-  <w:style w:type="paragraph" w:styleId="17">
+  <w:style w:type="paragraph" w:styleId="19">
     <w:name w:val="List Paragraph"/>
     <w:basedOn w:val="1"/>
     <w:qFormat/>
@@ -2658,9 +4945,9 @@
       <w:ind w:firstLine="420" w:firstLineChars="200"/>
     </w:pPr>
   </w:style>
-  <w:style w:type="character" w:customStyle="1" w:styleId="18">
+  <w:style w:type="character" w:customStyle="1" w:styleId="20">
     <w:name w:val="批注框文本 字符"/>
-    <w:basedOn w:val="8"/>
+    <w:basedOn w:val="9"/>
     <w:link w:val="2"/>
     <w:qFormat/>
     <w:uiPriority w:val="0"/>
@@ -2670,15 +4957,31 @@
       <w:szCs w:val="18"/>
     </w:rPr>
   </w:style>
-  <w:style w:type="character" w:customStyle="1" w:styleId="19">
+  <w:style w:type="character" w:customStyle="1" w:styleId="21">
     <w:name w:val="Unresolved Mention"/>
-    <w:basedOn w:val="8"/>
+    <w:basedOn w:val="9"/>
     <w:semiHidden/>
     <w:unhideWhenUsed/>
     <w:uiPriority w:val="99"/>
     <w:rPr>
       <w:color w:val="605E5C"/>
       <w:shd w:val="clear" w:color="auto" w:fill="E1DFDD"/>
+    </w:rPr>
+  </w:style>
+  <w:style w:type="paragraph" w:customStyle="1" w:styleId="22">
+    <w:name w:val="图表"/>
+    <w:basedOn w:val="1"/>
+    <w:next w:val="1"/>
+    <w:qFormat/>
+    <w:uiPriority w:val="0"/>
+    <w:pPr>
+      <w:ind w:firstLine="0" w:firstLineChars="0"/>
+      <w:jc w:val="center"/>
+    </w:pPr>
+    <w:rPr>
+      <w:b/>
+      <w:sz w:val="21"/>
+      <w:szCs w:val="21"/>
     </w:rPr>
   </w:style>
 </w:styles>
